--- a/Sistem-Kendali-Cerdas/Modul-Word/Modul-13-Sistem-Kontrol-Logika-Fuzzy.docx
+++ b/Sistem-Kendali-Cerdas/Modul-Word/Modul-13-Sistem-Kontrol-Logika-Fuzzy.docx
@@ -4155,7 +4155,7 @@
           <w:i w:val="0"/>
           <w:sz w:val="22"/>
         </w:rPr>
-        <w:t xml:space="preserve">Perhatikan penyebutnya berupa jumlah seluruh kekuatan aturan. Bila basis aturan tidak lengkap sehingga pada suatu keadaan tidak ada aturan yang aktif, penyebutnya menjadi nol dan keluarannya tidak terdefinisi — inilah alasan pemeriksaan kelengkapan bersifat wajib, bukan anjuran.</w:t>
+        <w:t xml:space="preserve">Perhatikan penyebutnya berupa jumlah seluruh kekuatan aturan. Bila basis aturan tidak lengkap sehingga pada suatu keadaan tidak ada aturan yang aktif, penyebutnya menjadi nol dan keluarannya tidak terdefinisi, inilah alasan pemeriksaan kelengkapan bersifat wajib, bukan anjuran.</w:t>
       </w:r>
     </w:p>
     <w:p>
@@ -5185,7 +5185,7 @@
           <w:i w:val="0"/>
           <w:sz w:val="22"/>
         </w:rPr>
-        <w:t xml:space="preserve">     C. Penapis lolos rendah</w:t>
+        <w:t xml:space="preserve">     C. Filter lolos rendah</w:t>
       </w:r>
     </w:p>
     <w:p>
@@ -5230,7 +5230,7 @@
           <w:i w:val="0"/>
           <w:sz w:val="22"/>
         </w:rPr>
-        <w:t xml:space="preserve">     A. Waktu cacah</w:t>
+        <w:t xml:space="preserve">     A. Waktu sampling</w:t>
       </w:r>
     </w:p>
     <w:p>

--- a/Sistem-Kendali-Cerdas/Modul-Word/Modul-13-Sistem-Kontrol-Logika-Fuzzy.docx
+++ b/Sistem-Kendali-Cerdas/Modul-Word/Modul-13-Sistem-Kontrol-Logika-Fuzzy.docx
@@ -1379,7 +1379,7 @@
                                 <w:szCs w:val="20"/>
                                 <w:lang w:val="en-US"/>
                               </w:rPr>
-                              <w:t>myclass.mercubuana.ac.id</w:t>
+                              <w:t xml:space="preserve">myclass.mercubuana.ac·id</w:t>
                             </w:r>
                           </w:p>
                         </w:txbxContent>
@@ -1426,7 +1426,7 @@
                           <w:szCs w:val="20"/>
                           <w:lang w:val="en-US"/>
                         </w:rPr>
-                        <w:t>myclass.mercubuana.ac.id</w:t>
+                        <w:t xml:space="preserve">myclass.mercubuana.ac·id</w:t>
                       </w:r>
                     </w:p>
                   </w:txbxContent>
@@ -2512,7 +2512,7 @@
                                 <w:sz w:val="20"/>
                                 <w:szCs w:val="20"/>
                               </w:rPr>
-                              <w:t>www.mercubuana.ac.id</w:t>
+                              <w:t xml:space="preserve">www.mercubuana.ac·id</w:t>
                             </w:r>
                           </w:p>
                         </w:txbxContent>
@@ -2558,7 +2558,7 @@
                           <w:sz w:val="20"/>
                           <w:szCs w:val="20"/>
                         </w:rPr>
-                        <w:t>www.mercubuana.ac.id</w:t>
+                        <w:t xml:space="preserve">www.mercubuana.ac·id</w:t>
                       </w:r>
                     </w:p>
                   </w:txbxContent>
@@ -2627,6 +2627,15 @@
           <w:sz w:val="22"/>
         </w:rPr>
         <w:t xml:space="preserve">Fuzzy control memetakan istilah seperti 'error besar positif' dan 'perubahan cepat' menjadi aksi kontrol numerik. Kekuatan utamanya adalah interpretabilitas dan kemampuan menangkap heuristik operator tanpa model plant presisi.</w:t>
+      </w:r>
+      <w:r>
+        <w:rPr>
+          <w:rFonts w:ascii="Arial" w:hAnsi="Arial" w:cs="Arial"/>
+          <w:b w:val="0"/>
+          <w:i w:val="0"/>
+          <w:sz w:val="22"/>
+        </w:rPr>
+        <w:t xml:space="preserve"> Gambar 1 mengilustrasikan gagasan ini.</w:t>
       </w:r>
     </w:p>
     <w:p>
@@ -2828,7 +2837,7 @@
           <w:color w:val="305496"/>
           <w:sz w:val="22"/>
         </w:rPr>
-        <w:t xml:space="preserve">mu(x) di antara 0 dan 1   |   derajat keanggotaan bukan peluang</w:t>
+        <w:t xml:space="preserve">μ(x) di antara 0 dan 1   |   derajat keanggotaan bukan peluang</w:t>
       </w:r>
     </w:p>
     <w:p>
@@ -2905,6 +2914,15 @@
           <w:sz w:val="22"/>
         </w:rPr>
         <w:t xml:space="preserve">Kelengkapan dan konsistensi wajib diperiksa. Basis aturan harus mencakup seluruh kombinasi yang mungkin agar tidak ada keadaan yang tidak menghasilkan keluaran, dan tidak boleh memuat dua aturan yang memberi kesimpulan berlawanan untuk kondisi yang sama.</w:t>
+      </w:r>
+      <w:r>
+        <w:rPr>
+          <w:rFonts w:ascii="Arial" w:hAnsi="Arial" w:cs="Arial"/>
+          <w:b w:val="0"/>
+          <w:i w:val="0"/>
+          <w:sz w:val="22"/>
+        </w:rPr>
+        <w:t xml:space="preserve"> Hubungan ini dirangkum dalam Persamaan (1).</w:t>
       </w:r>
     </w:p>
     <w:p>
@@ -2921,6 +2939,16 @@
           <w:sz w:val="22"/>
         </w:rPr>
         <w:t xml:space="preserve">jika error = A dan d(error) = B maka keluaran = C   |   7 x 7 = 49 aturan</w:t>
+      </w:r>
+      <w:r>
+        <w:rPr>
+          <w:rFonts w:ascii="Arial" w:hAnsi="Arial" w:cs="Arial"/>
+          <w:b/>
+          <w:i/>
+          <w:color w:val="305496"/>
+          <w:sz w:val="22"/>
+        </w:rPr>
+        <w:t xml:space="preserve">   (1)</w:t>
       </w:r>
     </w:p>
     <w:p>
@@ -3084,7 +3112,7 @@
           <w:color w:val="305496"/>
           <w:sz w:val="22"/>
         </w:rPr>
-        <w:t xml:space="preserve">fuzzifikasi -&gt; inferensi (min untuk dan) -&gt; defuzzifikasi (pusat massa)</w:t>
+        <w:t xml:space="preserve">fuzzifikasi → inferensi (min untuk dan) → defuzzifikasi (pusat massa)</w:t>
       </w:r>
     </w:p>
     <w:p>
@@ -3820,6 +3848,15 @@
         </w:rPr>
         <w:t xml:space="preserve">Penurunan berikut menelusuri satu siklus penuh dari nilai terukur sampai keluaran actuator, agar ketiga tahapnya tidak menjadi kotak hitam.</w:t>
       </w:r>
+      <w:r>
+        <w:rPr>
+          <w:rFonts w:ascii="Arial" w:hAnsi="Arial" w:cs="Arial"/>
+          <w:b w:val="0"/>
+          <w:i w:val="0"/>
+          <w:sz w:val="22"/>
+        </w:rPr>
+        <w:t xml:space="preserve"> Bentuk ringkasnya dituliskan pada Persamaan (2).</w:t>
+      </w:r>
     </w:p>
     <w:p>
       <w:pPr>
@@ -3851,42 +3888,6 @@
         </w:rPr>
         <w:t xml:space="preserve">error e = 2,0 pada semesta -10 sampai 10</w:t>
       </w:r>
-    </w:p>
-    <w:p>
-      <w:pPr>
-        <w:spacing w:line="360" w:lineRule="auto" w:after="120"/>
-        <w:jc w:val="both"/>
-      </w:pPr>
-      <w:r>
-        <w:rPr>
-          <w:rFonts w:ascii="Arial" w:hAnsi="Arial" w:cs="Arial"/>
-          <w:b w:val="0"/>
-          <w:i w:val="0"/>
-          <w:sz w:val="22"/>
-        </w:rPr>
-        <w:t xml:space="preserve">Satu bilangan tegas dari sensor.</w:t>
-      </w:r>
-    </w:p>
-    <w:p>
-      <w:pPr>
-        <w:spacing w:line="360" w:lineRule="auto" w:after="120"/>
-        <w:jc w:val="both"/>
-      </w:pPr>
-      <w:r>
-        <w:rPr>
-          <w:rFonts w:ascii="Arial" w:hAnsi="Arial" w:cs="Arial"/>
-          <w:b w:val="0"/>
-          <w:i w:val="0"/>
-          <w:sz w:val="22"/>
-        </w:rPr>
-        <w:t xml:space="preserve">2. Fuzzifikasi</w:t>
-      </w:r>
-    </w:p>
-    <w:p>
-      <w:pPr>
-        <w:spacing w:before="40" w:after="120"/>
-        <w:jc w:val="center"/>
-      </w:pPr>
       <w:r>
         <w:rPr>
           <w:rFonts w:ascii="Arial" w:hAnsi="Arial" w:cs="Arial"/>
@@ -3895,37 +3896,46 @@
           <w:color w:val="305496"/>
           <w:sz w:val="22"/>
         </w:rPr>
-        <w:t xml:space="preserve">mu(Nol) = 0,6 ; mu(Positif Kecil) = 0,4</w:t>
-      </w:r>
-    </w:p>
-    <w:p>
-      <w:pPr>
-        <w:spacing w:line="360" w:lineRule="auto" w:after="120"/>
-        <w:jc w:val="both"/>
-      </w:pPr>
-      <w:r>
-        <w:rPr>
-          <w:rFonts w:ascii="Arial" w:hAnsi="Arial" w:cs="Arial"/>
-          <w:b w:val="0"/>
-          <w:i w:val="0"/>
-          <w:sz w:val="22"/>
-        </w:rPr>
-        <w:t xml:space="preserve">Dua himpunan aktif karena fungsi keanggotaannya bertumpang tindih.</w:t>
-      </w:r>
-    </w:p>
-    <w:p>
-      <w:pPr>
-        <w:spacing w:line="360" w:lineRule="auto" w:after="120"/>
-        <w:jc w:val="both"/>
-      </w:pPr>
-      <w:r>
-        <w:rPr>
-          <w:rFonts w:ascii="Arial" w:hAnsi="Arial" w:cs="Arial"/>
-          <w:b w:val="0"/>
-          <w:i w:val="0"/>
-          <w:sz w:val="22"/>
-        </w:rPr>
-        <w:t xml:space="preserve">3. Kekuatan aturan pertama</w:t>
+        <w:t xml:space="preserve">   (2)</w:t>
+      </w:r>
+    </w:p>
+    <w:p>
+      <w:pPr>
+        <w:spacing w:line="360" w:lineRule="auto" w:after="120"/>
+        <w:jc w:val="both"/>
+      </w:pPr>
+      <w:r>
+        <w:rPr>
+          <w:rFonts w:ascii="Arial" w:hAnsi="Arial" w:cs="Arial"/>
+          <w:b w:val="0"/>
+          <w:i w:val="0"/>
+          <w:sz w:val="22"/>
+        </w:rPr>
+        <w:t xml:space="preserve">Satu bilangan tegas dari sensor.</w:t>
+      </w:r>
+      <w:r>
+        <w:rPr>
+          <w:rFonts w:ascii="Arial" w:hAnsi="Arial" w:cs="Arial"/>
+          <w:b w:val="0"/>
+          <w:i w:val="0"/>
+          <w:sz w:val="22"/>
+        </w:rPr>
+        <w:t xml:space="preserve"> Persamaan (3) memadatkan aturan tersebut.</w:t>
+      </w:r>
+    </w:p>
+    <w:p>
+      <w:pPr>
+        <w:spacing w:line="360" w:lineRule="auto" w:after="120"/>
+        <w:jc w:val="both"/>
+      </w:pPr>
+      <w:r>
+        <w:rPr>
+          <w:rFonts w:ascii="Arial" w:hAnsi="Arial" w:cs="Arial"/>
+          <w:b w:val="0"/>
+          <w:i w:val="0"/>
+          <w:sz w:val="22"/>
+        </w:rPr>
+        <w:t xml:space="preserve">2. Fuzzifikasi</w:t>
       </w:r>
     </w:p>
     <w:p>
@@ -3941,44 +3951,8 @@
           <w:color w:val="305496"/>
           <w:sz w:val="22"/>
         </w:rPr>
-        <w:t xml:space="preserve">Jika e Nol maka u Nol; kekuatan 0,6</w:t>
-      </w:r>
-    </w:p>
-    <w:p>
-      <w:pPr>
-        <w:spacing w:line="360" w:lineRule="auto" w:after="120"/>
-        <w:jc w:val="both"/>
-      </w:pPr>
-      <w:r>
-        <w:rPr>
-          <w:rFonts w:ascii="Arial" w:hAnsi="Arial" w:cs="Arial"/>
-          <w:b w:val="0"/>
-          <w:i w:val="0"/>
-          <w:sz w:val="22"/>
-        </w:rPr>
-        <w:t xml:space="preserve">Hanya satu masukan sehingga kekuatannya sama dengan derajat keanggotaan.</w:t>
-      </w:r>
-    </w:p>
-    <w:p>
-      <w:pPr>
-        <w:spacing w:line="360" w:lineRule="auto" w:after="120"/>
-        <w:jc w:val="both"/>
-      </w:pPr>
-      <w:r>
-        <w:rPr>
-          <w:rFonts w:ascii="Arial" w:hAnsi="Arial" w:cs="Arial"/>
-          <w:b w:val="0"/>
-          <w:i w:val="0"/>
-          <w:sz w:val="22"/>
-        </w:rPr>
-        <w:t xml:space="preserve">4. Kekuatan aturan kedua</w:t>
-      </w:r>
-    </w:p>
-    <w:p>
-      <w:pPr>
-        <w:spacing w:before="40" w:after="120"/>
-        <w:jc w:val="center"/>
-      </w:pPr>
+        <w:t xml:space="preserve">μ(Nol) = 0,6 ; μ(Positif Kecil) = 0,4</w:t>
+      </w:r>
       <w:r>
         <w:rPr>
           <w:rFonts w:ascii="Arial" w:hAnsi="Arial" w:cs="Arial"/>
@@ -3987,37 +3961,37 @@
           <w:color w:val="305496"/>
           <w:sz w:val="22"/>
         </w:rPr>
-        <w:t xml:space="preserve">Jika e Positif Kecil maka u Positif Kecil; kekuatan 0,4</w:t>
-      </w:r>
-    </w:p>
-    <w:p>
-      <w:pPr>
-        <w:spacing w:line="360" w:lineRule="auto" w:after="120"/>
-        <w:jc w:val="both"/>
-      </w:pPr>
-      <w:r>
-        <w:rPr>
-          <w:rFonts w:ascii="Arial" w:hAnsi="Arial" w:cs="Arial"/>
-          <w:b w:val="0"/>
-          <w:i w:val="0"/>
-          <w:sz w:val="22"/>
-        </w:rPr>
-        <w:t xml:space="preserve">Aturan kedua ikut aktif dengan kekuatan lebih rendah.</w:t>
-      </w:r>
-    </w:p>
-    <w:p>
-      <w:pPr>
-        <w:spacing w:line="360" w:lineRule="auto" w:after="120"/>
-        <w:jc w:val="both"/>
-      </w:pPr>
-      <w:r>
-        <w:rPr>
-          <w:rFonts w:ascii="Arial" w:hAnsi="Arial" w:cs="Arial"/>
-          <w:b w:val="0"/>
-          <w:i w:val="0"/>
-          <w:sz w:val="22"/>
-        </w:rPr>
-        <w:t xml:space="preserve">5. Wakil himpunan keluaran</w:t>
+        <w:t xml:space="preserve">   (3)</w:t>
+      </w:r>
+    </w:p>
+    <w:p>
+      <w:pPr>
+        <w:spacing w:line="360" w:lineRule="auto" w:after="120"/>
+        <w:jc w:val="both"/>
+      </w:pPr>
+      <w:r>
+        <w:rPr>
+          <w:rFonts w:ascii="Arial" w:hAnsi="Arial" w:cs="Arial"/>
+          <w:b w:val="0"/>
+          <w:i w:val="0"/>
+          <w:sz w:val="22"/>
+        </w:rPr>
+        <w:t xml:space="preserve">Dua himpunan aktif karena fungsi keanggotaannya bertumpang tindih.</w:t>
+      </w:r>
+    </w:p>
+    <w:p>
+      <w:pPr>
+        <w:spacing w:line="360" w:lineRule="auto" w:after="120"/>
+        <w:jc w:val="both"/>
+      </w:pPr>
+      <w:r>
+        <w:rPr>
+          <w:rFonts w:ascii="Arial" w:hAnsi="Arial" w:cs="Arial"/>
+          <w:b w:val="0"/>
+          <w:i w:val="0"/>
+          <w:sz w:val="22"/>
+        </w:rPr>
+        <w:t xml:space="preserve">3. Kekuatan aturan pertama</w:t>
       </w:r>
     </w:p>
     <w:p>
@@ -4033,37 +4007,37 @@
           <w:color w:val="305496"/>
           <w:sz w:val="22"/>
         </w:rPr>
-        <w:t xml:space="preserve">u Nol berpusat di 0 ; u Positif Kecil berpusat di 5</w:t>
-      </w:r>
-    </w:p>
-    <w:p>
-      <w:pPr>
-        <w:spacing w:line="360" w:lineRule="auto" w:after="120"/>
-        <w:jc w:val="both"/>
-      </w:pPr>
-      <w:r>
-        <w:rPr>
-          <w:rFonts w:ascii="Arial" w:hAnsi="Arial" w:cs="Arial"/>
-          <w:b w:val="0"/>
-          <w:i w:val="0"/>
-          <w:sz w:val="22"/>
-        </w:rPr>
-        <w:t xml:space="preserve">Dipakai pusat masing-masing himpunan keluaran.</w:t>
-      </w:r>
-    </w:p>
-    <w:p>
-      <w:pPr>
-        <w:spacing w:line="360" w:lineRule="auto" w:after="120"/>
-        <w:jc w:val="both"/>
-      </w:pPr>
-      <w:r>
-        <w:rPr>
-          <w:rFonts w:ascii="Arial" w:hAnsi="Arial" w:cs="Arial"/>
-          <w:b w:val="0"/>
-          <w:i w:val="0"/>
-          <w:sz w:val="22"/>
-        </w:rPr>
-        <w:t xml:space="preserve">6. Defuzzifikasi berbobot</w:t>
+        <w:t xml:space="preserve">Jika e Nol maka u Nol; kekuatan 0,6</w:t>
+      </w:r>
+    </w:p>
+    <w:p>
+      <w:pPr>
+        <w:spacing w:line="360" w:lineRule="auto" w:after="120"/>
+        <w:jc w:val="both"/>
+      </w:pPr>
+      <w:r>
+        <w:rPr>
+          <w:rFonts w:ascii="Arial" w:hAnsi="Arial" w:cs="Arial"/>
+          <w:b w:val="0"/>
+          <w:i w:val="0"/>
+          <w:sz w:val="22"/>
+        </w:rPr>
+        <w:t xml:space="preserve">Hanya satu masukan sehingga kekuatannya sama dengan derajat keanggotaan.</w:t>
+      </w:r>
+    </w:p>
+    <w:p>
+      <w:pPr>
+        <w:spacing w:line="360" w:lineRule="auto" w:after="120"/>
+        <w:jc w:val="both"/>
+      </w:pPr>
+      <w:r>
+        <w:rPr>
+          <w:rFonts w:ascii="Arial" w:hAnsi="Arial" w:cs="Arial"/>
+          <w:b w:val="0"/>
+          <w:i w:val="0"/>
+          <w:sz w:val="22"/>
+        </w:rPr>
+        <w:t xml:space="preserve">4. Kekuatan aturan kedua</w:t>
       </w:r>
     </w:p>
     <w:p>
@@ -4079,37 +4053,37 @@
           <w:color w:val="305496"/>
           <w:sz w:val="22"/>
         </w:rPr>
-        <w:t xml:space="preserve">u = (0,6*0 + 0,4*5)/(0,6 + 0,4)</w:t>
-      </w:r>
-    </w:p>
-    <w:p>
-      <w:pPr>
-        <w:spacing w:line="360" w:lineRule="auto" w:after="120"/>
-        <w:jc w:val="both"/>
-      </w:pPr>
-      <w:r>
-        <w:rPr>
-          <w:rFonts w:ascii="Arial" w:hAnsi="Arial" w:cs="Arial"/>
-          <w:b w:val="0"/>
-          <w:i w:val="0"/>
-          <w:sz w:val="22"/>
-        </w:rPr>
-        <w:t xml:space="preserve">Rata-rata berbobot kekuatan aturan.</w:t>
-      </w:r>
-    </w:p>
-    <w:p>
-      <w:pPr>
-        <w:spacing w:line="360" w:lineRule="auto" w:after="120"/>
-        <w:jc w:val="both"/>
-      </w:pPr>
-      <w:r>
-        <w:rPr>
-          <w:rFonts w:ascii="Arial" w:hAnsi="Arial" w:cs="Arial"/>
-          <w:b w:val="0"/>
-          <w:i w:val="0"/>
-          <w:sz w:val="22"/>
-        </w:rPr>
-        <w:t xml:space="preserve">7. Hasil akhir</w:t>
+        <w:t xml:space="preserve">Jika e Positif Kecil maka u Positif Kecil; kekuatan 0,4</w:t>
+      </w:r>
+    </w:p>
+    <w:p>
+      <w:pPr>
+        <w:spacing w:line="360" w:lineRule="auto" w:after="120"/>
+        <w:jc w:val="both"/>
+      </w:pPr>
+      <w:r>
+        <w:rPr>
+          <w:rFonts w:ascii="Arial" w:hAnsi="Arial" w:cs="Arial"/>
+          <w:b w:val="0"/>
+          <w:i w:val="0"/>
+          <w:sz w:val="22"/>
+        </w:rPr>
+        <w:t xml:space="preserve">Aturan kedua ikut aktif dengan kekuatan lebih rendah.</w:t>
+      </w:r>
+    </w:p>
+    <w:p>
+      <w:pPr>
+        <w:spacing w:line="360" w:lineRule="auto" w:after="120"/>
+        <w:jc w:val="both"/>
+      </w:pPr>
+      <w:r>
+        <w:rPr>
+          <w:rFonts w:ascii="Arial" w:hAnsi="Arial" w:cs="Arial"/>
+          <w:b w:val="0"/>
+          <w:i w:val="0"/>
+          <w:sz w:val="22"/>
+        </w:rPr>
+        <w:t xml:space="preserve">5. Wakil himpunan keluaran</w:t>
       </w:r>
     </w:p>
     <w:p>
@@ -4125,8 +4099,138 @@
           <w:color w:val="305496"/>
           <w:sz w:val="22"/>
         </w:rPr>
+        <w:t xml:space="preserve">u Nol berpusat di 0 ; u Positif Kecil berpusat di 5</w:t>
+      </w:r>
+    </w:p>
+    <w:p>
+      <w:pPr>
+        <w:spacing w:line="360" w:lineRule="auto" w:after="120"/>
+        <w:jc w:val="both"/>
+      </w:pPr>
+      <w:r>
+        <w:rPr>
+          <w:rFonts w:ascii="Arial" w:hAnsi="Arial" w:cs="Arial"/>
+          <w:b w:val="0"/>
+          <w:i w:val="0"/>
+          <w:sz w:val="22"/>
+        </w:rPr>
+        <w:t xml:space="preserve">Dipakai pusat masing-masing himpunan keluaran.</w:t>
+      </w:r>
+      <w:r>
+        <w:rPr>
+          <w:rFonts w:ascii="Arial" w:hAnsi="Arial" w:cs="Arial"/>
+          <w:b w:val="0"/>
+          <w:i w:val="0"/>
+          <w:sz w:val="22"/>
+        </w:rPr>
+        <w:t xml:space="preserve"> Rangkuman kuantitatifnya tertulis pada Persamaan (4).</w:t>
+      </w:r>
+    </w:p>
+    <w:p>
+      <w:pPr>
+        <w:spacing w:line="360" w:lineRule="auto" w:after="120"/>
+        <w:jc w:val="both"/>
+      </w:pPr>
+      <w:r>
+        <w:rPr>
+          <w:rFonts w:ascii="Arial" w:hAnsi="Arial" w:cs="Arial"/>
+          <w:b w:val="0"/>
+          <w:i w:val="0"/>
+          <w:sz w:val="22"/>
+        </w:rPr>
+        <w:t xml:space="preserve">6. Defuzzifikasi berbobot</w:t>
+      </w:r>
+    </w:p>
+    <w:p>
+      <w:pPr>
+        <w:spacing w:before="40" w:after="120"/>
+        <w:jc w:val="center"/>
+      </w:pPr>
+      <w:r>
+        <w:rPr>
+          <w:rFonts w:ascii="Arial" w:hAnsi="Arial" w:cs="Arial"/>
+          <w:b/>
+          <w:i/>
+          <w:color w:val="305496"/>
+          <w:sz w:val="22"/>
+        </w:rPr>
+        <w:t xml:space="preserve">u = (0,6·0 + 0,4·5)/(0,6 + 0,4)</w:t>
+      </w:r>
+      <w:r>
+        <w:rPr>
+          <w:rFonts w:ascii="Arial" w:hAnsi="Arial" w:cs="Arial"/>
+          <w:b/>
+          <w:i/>
+          <w:color w:val="305496"/>
+          <w:sz w:val="22"/>
+        </w:rPr>
+        <w:t xml:space="preserve">   (4)</w:t>
+      </w:r>
+    </w:p>
+    <w:p>
+      <w:pPr>
+        <w:spacing w:line="360" w:lineRule="auto" w:after="120"/>
+        <w:jc w:val="both"/>
+      </w:pPr>
+      <w:r>
+        <w:rPr>
+          <w:rFonts w:ascii="Arial" w:hAnsi="Arial" w:cs="Arial"/>
+          <w:b w:val="0"/>
+          <w:i w:val="0"/>
+          <w:sz w:val="22"/>
+        </w:rPr>
+        <w:t xml:space="preserve">Rata-rata berbobot kekuatan aturan.</w:t>
+      </w:r>
+      <w:r>
+        <w:rPr>
+          <w:rFonts w:ascii="Arial" w:hAnsi="Arial" w:cs="Arial"/>
+          <w:b w:val="0"/>
+          <w:i w:val="0"/>
+          <w:sz w:val="22"/>
+        </w:rPr>
+        <w:t xml:space="preserve"> Hubungan ini dirangkum dalam Persamaan (5).</w:t>
+      </w:r>
+    </w:p>
+    <w:p>
+      <w:pPr>
+        <w:spacing w:line="360" w:lineRule="auto" w:after="120"/>
+        <w:jc w:val="both"/>
+      </w:pPr>
+      <w:r>
+        <w:rPr>
+          <w:rFonts w:ascii="Arial" w:hAnsi="Arial" w:cs="Arial"/>
+          <w:b w:val="0"/>
+          <w:i w:val="0"/>
+          <w:sz w:val="22"/>
+        </w:rPr>
+        <w:t xml:space="preserve">7. Hasil akhir</w:t>
+      </w:r>
+    </w:p>
+    <w:p>
+      <w:pPr>
+        <w:spacing w:before="40" w:after="120"/>
+        <w:jc w:val="center"/>
+      </w:pPr>
+      <w:r>
+        <w:rPr>
+          <w:rFonts w:ascii="Arial" w:hAnsi="Arial" w:cs="Arial"/>
+          <w:b/>
+          <w:i/>
+          <w:color w:val="305496"/>
+          <w:sz w:val="22"/>
+        </w:rPr>
         <w:t xml:space="preserve">u = 2,0/1,0 = 2,0</w:t>
       </w:r>
+      <w:r>
+        <w:rPr>
+          <w:rFonts w:ascii="Arial" w:hAnsi="Arial" w:cs="Arial"/>
+          <w:b/>
+          <w:i/>
+          <w:color w:val="305496"/>
+          <w:sz w:val="22"/>
+        </w:rPr>
+        <w:t xml:space="preserve">   (5)</w:t>
+      </w:r>
     </w:p>
     <w:p>
       <w:pPr>
@@ -4156,6 +4260,15 @@
           <w:sz w:val="22"/>
         </w:rPr>
         <w:t xml:space="preserve">Perhatikan penyebutnya berupa jumlah seluruh kekuatan aturan. Bila basis aturan tidak lengkap sehingga pada suatu keadaan tidak ada aturan yang aktif, penyebutnya menjadi nol dan keluarannya tidak terdefinisi, inilah alasan pemeriksaan kelengkapan bersifat wajib, bukan anjuran.</w:t>
+      </w:r>
+      <w:r>
+        <w:rPr>
+          <w:rFonts w:ascii="Arial" w:hAnsi="Arial" w:cs="Arial"/>
+          <w:b w:val="0"/>
+          <w:i w:val="0"/>
+          <w:sz w:val="22"/>
+        </w:rPr>
+        <w:t xml:space="preserve"> Bentuk ringkasnya dituliskan pada Persamaan (6).</w:t>
       </w:r>
     </w:p>
     <w:p>
@@ -4193,7 +4306,7 @@
           <w:i w:val="0"/>
           <w:sz w:val="22"/>
         </w:rPr>
-        <w:t xml:space="preserve">Diketahui: Error e = 3,0 dengan mu(Nol) = 0,4 dan mu(Positif Kecil) = 0,6 · Laju error de = -1,0 dengan mu(Nol) = 0,7 dan mu(Negatif Kecil) = 0,3 · Aturan memakai operasi minimum untuk hubungan dan; pusat keluaran: Nol = 0, Positif Kecil = 5, Negatif Kecil = -5</w:t>
+        <w:t xml:space="preserve">Diketahui: Error e = 3,0 dengan μ(Nol) = 0,4 dan μ(Positif Kecil) = 0,6 · Laju error de = -1,0 dengan μ(Nol) = 0,7 dan μ(Negatif Kecil) = 0,3 · Aturan memakai operasi minimum untuk hubungan dan; pusat keluaran: Nol = 0, Positif Kecil = 5, Negatif Kecil = -5</w:t>
       </w:r>
     </w:p>
     <w:p>
@@ -4224,44 +4337,8 @@
           <w:color w:val="305496"/>
           <w:sz w:val="22"/>
         </w:rPr>
-        <w:t xml:space="preserve">e Nol dan de Nol -&gt; u Nol; kekuatan min(0,4 ; 0,7) = 0,4</w:t>
-      </w:r>
-    </w:p>
-    <w:p>
-      <w:pPr>
-        <w:spacing w:line="360" w:lineRule="auto" w:after="120"/>
-        <w:jc w:val="both"/>
-      </w:pPr>
-      <w:r>
-        <w:rPr>
-          <w:rFonts w:ascii="Arial" w:hAnsi="Arial" w:cs="Arial"/>
-          <w:b w:val="0"/>
-          <w:i w:val="0"/>
-          <w:sz w:val="22"/>
-        </w:rPr>
-        <w:t xml:space="preserve">Operasi minimum mengambil yang terlemah.</w:t>
-      </w:r>
-    </w:p>
-    <w:p>
-      <w:pPr>
-        <w:spacing w:line="360" w:lineRule="auto" w:after="120"/>
-        <w:jc w:val="both"/>
-      </w:pPr>
-      <w:r>
-        <w:rPr>
-          <w:rFonts w:ascii="Arial" w:hAnsi="Arial" w:cs="Arial"/>
-          <w:b w:val="0"/>
-          <w:i w:val="0"/>
-          <w:sz w:val="22"/>
-        </w:rPr>
-        <w:t xml:space="preserve">2. Aturan 2</w:t>
-      </w:r>
-    </w:p>
-    <w:p>
-      <w:pPr>
-        <w:spacing w:before="40" w:after="120"/>
-        <w:jc w:val="center"/>
-      </w:pPr>
+        <w:t xml:space="preserve">e Nol dan de Nol → u Nol; kekuatan min(0,4 ; 0,7) = 0,4</w:t>
+      </w:r>
       <w:r>
         <w:rPr>
           <w:rFonts w:ascii="Arial" w:hAnsi="Arial" w:cs="Arial"/>
@@ -4270,37 +4347,46 @@
           <w:color w:val="305496"/>
           <w:sz w:val="22"/>
         </w:rPr>
-        <w:t xml:space="preserve">e PK dan de Nol -&gt; u PK; kekuatan min(0,6 ; 0,7) = 0,6</w:t>
-      </w:r>
-    </w:p>
-    <w:p>
-      <w:pPr>
-        <w:spacing w:line="360" w:lineRule="auto" w:after="120"/>
-        <w:jc w:val="both"/>
-      </w:pPr>
-      <w:r>
-        <w:rPr>
-          <w:rFonts w:ascii="Arial" w:hAnsi="Arial" w:cs="Arial"/>
-          <w:b w:val="0"/>
-          <w:i w:val="0"/>
-          <w:sz w:val="22"/>
-        </w:rPr>
-        <w:t xml:space="preserve">Aturan terkuat pada keadaan ini.</w:t>
-      </w:r>
-    </w:p>
-    <w:p>
-      <w:pPr>
-        <w:spacing w:line="360" w:lineRule="auto" w:after="120"/>
-        <w:jc w:val="both"/>
-      </w:pPr>
-      <w:r>
-        <w:rPr>
-          <w:rFonts w:ascii="Arial" w:hAnsi="Arial" w:cs="Arial"/>
-          <w:b w:val="0"/>
-          <w:i w:val="0"/>
-          <w:sz w:val="22"/>
-        </w:rPr>
-        <w:t xml:space="preserve">3. Aturan 3</w:t>
+        <w:t xml:space="preserve">   (6)</w:t>
+      </w:r>
+    </w:p>
+    <w:p>
+      <w:pPr>
+        <w:spacing w:line="360" w:lineRule="auto" w:after="120"/>
+        <w:jc w:val="both"/>
+      </w:pPr>
+      <w:r>
+        <w:rPr>
+          <w:rFonts w:ascii="Arial" w:hAnsi="Arial" w:cs="Arial"/>
+          <w:b w:val="0"/>
+          <w:i w:val="0"/>
+          <w:sz w:val="22"/>
+        </w:rPr>
+        <w:t xml:space="preserve">Operasi minimum mengambil yang terlemah.</w:t>
+      </w:r>
+      <w:r>
+        <w:rPr>
+          <w:rFonts w:ascii="Arial" w:hAnsi="Arial" w:cs="Arial"/>
+          <w:b w:val="0"/>
+          <w:i w:val="0"/>
+          <w:sz w:val="22"/>
+        </w:rPr>
+        <w:t xml:space="preserve"> Persamaan (7) memadatkan aturan tersebut.</w:t>
+      </w:r>
+    </w:p>
+    <w:p>
+      <w:pPr>
+        <w:spacing w:line="360" w:lineRule="auto" w:after="120"/>
+        <w:jc w:val="both"/>
+      </w:pPr>
+      <w:r>
+        <w:rPr>
+          <w:rFonts w:ascii="Arial" w:hAnsi="Arial" w:cs="Arial"/>
+          <w:b w:val="0"/>
+          <w:i w:val="0"/>
+          <w:sz w:val="22"/>
+        </w:rPr>
+        <w:t xml:space="preserve">2. Aturan 2</w:t>
       </w:r>
     </w:p>
     <w:p>
@@ -4316,44 +4402,8 @@
           <w:color w:val="305496"/>
           <w:sz w:val="22"/>
         </w:rPr>
-        <w:t xml:space="preserve">e Nol dan de NK -&gt; u NK; kekuatan min(0,4 ; 0,3) = 0,3</w:t>
-      </w:r>
-    </w:p>
-    <w:p>
-      <w:pPr>
-        <w:spacing w:line="360" w:lineRule="auto" w:after="120"/>
-        <w:jc w:val="both"/>
-      </w:pPr>
-      <w:r>
-        <w:rPr>
-          <w:rFonts w:ascii="Arial" w:hAnsi="Arial" w:cs="Arial"/>
-          <w:b w:val="0"/>
-          <w:i w:val="0"/>
-          <w:sz w:val="22"/>
-        </w:rPr>
-        <w:t xml:space="preserve">Laju error negatif menarik keluaran ke bawah.</w:t>
-      </w:r>
-    </w:p>
-    <w:p>
-      <w:pPr>
-        <w:spacing w:line="360" w:lineRule="auto" w:after="120"/>
-        <w:jc w:val="both"/>
-      </w:pPr>
-      <w:r>
-        <w:rPr>
-          <w:rFonts w:ascii="Arial" w:hAnsi="Arial" w:cs="Arial"/>
-          <w:b w:val="0"/>
-          <w:i w:val="0"/>
-          <w:sz w:val="22"/>
-        </w:rPr>
-        <w:t xml:space="preserve">4. Aturan 4</w:t>
-      </w:r>
-    </w:p>
-    <w:p>
-      <w:pPr>
-        <w:spacing w:before="40" w:after="120"/>
-        <w:jc w:val="center"/>
-      </w:pPr>
+        <w:t xml:space="preserve">e PK dan de Nol → u PK; kekuatan min(0,6 ; 0,7) = 0,6</w:t>
+      </w:r>
       <w:r>
         <w:rPr>
           <w:rFonts w:ascii="Arial" w:hAnsi="Arial" w:cs="Arial"/>
@@ -4362,37 +4412,46 @@
           <w:color w:val="305496"/>
           <w:sz w:val="22"/>
         </w:rPr>
-        <w:t xml:space="preserve">e PK dan de NK -&gt; u Nol; kekuatan min(0,6 ; 0,3) = 0,3</w:t>
-      </w:r>
-    </w:p>
-    <w:p>
-      <w:pPr>
-        <w:spacing w:line="360" w:lineRule="auto" w:after="120"/>
-        <w:jc w:val="both"/>
-      </w:pPr>
-      <w:r>
-        <w:rPr>
-          <w:rFonts w:ascii="Arial" w:hAnsi="Arial" w:cs="Arial"/>
-          <w:b w:val="0"/>
-          <w:i w:val="0"/>
-          <w:sz w:val="22"/>
-        </w:rPr>
-        <w:t xml:space="preserve">Kedua pengaruh saling meniadakan.</w:t>
-      </w:r>
-    </w:p>
-    <w:p>
-      <w:pPr>
-        <w:spacing w:line="360" w:lineRule="auto" w:after="120"/>
-        <w:jc w:val="both"/>
-      </w:pPr>
-      <w:r>
-        <w:rPr>
-          <w:rFonts w:ascii="Arial" w:hAnsi="Arial" w:cs="Arial"/>
-          <w:b w:val="0"/>
-          <w:i w:val="0"/>
-          <w:sz w:val="22"/>
-        </w:rPr>
-        <w:t xml:space="preserve">5. Hitung pembilang</w:t>
+        <w:t xml:space="preserve">   (7)</w:t>
+      </w:r>
+    </w:p>
+    <w:p>
+      <w:pPr>
+        <w:spacing w:line="360" w:lineRule="auto" w:after="120"/>
+        <w:jc w:val="both"/>
+      </w:pPr>
+      <w:r>
+        <w:rPr>
+          <w:rFonts w:ascii="Arial" w:hAnsi="Arial" w:cs="Arial"/>
+          <w:b w:val="0"/>
+          <w:i w:val="0"/>
+          <w:sz w:val="22"/>
+        </w:rPr>
+        <w:t xml:space="preserve">Aturan terkuat pada keadaan ini.</w:t>
+      </w:r>
+      <w:r>
+        <w:rPr>
+          <w:rFonts w:ascii="Arial" w:hAnsi="Arial" w:cs="Arial"/>
+          <w:b w:val="0"/>
+          <w:i w:val="0"/>
+          <w:sz w:val="22"/>
+        </w:rPr>
+        <w:t xml:space="preserve"> Rangkuman kuantitatifnya tertulis pada Persamaan (8).</w:t>
+      </w:r>
+    </w:p>
+    <w:p>
+      <w:pPr>
+        <w:spacing w:line="360" w:lineRule="auto" w:after="120"/>
+        <w:jc w:val="both"/>
+      </w:pPr>
+      <w:r>
+        <w:rPr>
+          <w:rFonts w:ascii="Arial" w:hAnsi="Arial" w:cs="Arial"/>
+          <w:b w:val="0"/>
+          <w:i w:val="0"/>
+          <w:sz w:val="22"/>
+        </w:rPr>
+        <w:t xml:space="preserve">3. Aturan 3</w:t>
       </w:r>
     </w:p>
     <w:p>
@@ -4408,44 +4467,8 @@
           <w:color w:val="305496"/>
           <w:sz w:val="22"/>
         </w:rPr>
-        <w:t xml:space="preserve">0,4*0 + 0,6*5 + 0,3*(-5) + 0,3*0 = 1,5</w:t>
-      </w:r>
-    </w:p>
-    <w:p>
-      <w:pPr>
-        <w:spacing w:line="360" w:lineRule="auto" w:after="120"/>
-        <w:jc w:val="both"/>
-      </w:pPr>
-      <w:r>
-        <w:rPr>
-          <w:rFonts w:ascii="Arial" w:hAnsi="Arial" w:cs="Arial"/>
-          <w:b w:val="0"/>
-          <w:i w:val="0"/>
-          <w:sz w:val="22"/>
-        </w:rPr>
-        <w:t xml:space="preserve">Jumlah kekuatan dikali pusat keluarannya.</w:t>
-      </w:r>
-    </w:p>
-    <w:p>
-      <w:pPr>
-        <w:spacing w:line="360" w:lineRule="auto" w:after="120"/>
-        <w:jc w:val="both"/>
-      </w:pPr>
-      <w:r>
-        <w:rPr>
-          <w:rFonts w:ascii="Arial" w:hAnsi="Arial" w:cs="Arial"/>
-          <w:b w:val="0"/>
-          <w:i w:val="0"/>
-          <w:sz w:val="22"/>
-        </w:rPr>
-        <w:t xml:space="preserve">6. Hitung penyebut</w:t>
-      </w:r>
-    </w:p>
-    <w:p>
-      <w:pPr>
-        <w:spacing w:before="40" w:after="120"/>
-        <w:jc w:val="center"/>
-      </w:pPr>
+        <w:t xml:space="preserve">e Nol dan de NK → u NK; kekuatan min(0,4 ; 0,3) = 0,3</w:t>
+      </w:r>
       <w:r>
         <w:rPr>
           <w:rFonts w:ascii="Arial" w:hAnsi="Arial" w:cs="Arial"/>
@@ -4454,37 +4477,46 @@
           <w:color w:val="305496"/>
           <w:sz w:val="22"/>
         </w:rPr>
-        <w:t xml:space="preserve">0,4 + 0,6 + 0,3 + 0,3 = 1,6</w:t>
-      </w:r>
-    </w:p>
-    <w:p>
-      <w:pPr>
-        <w:spacing w:line="360" w:lineRule="auto" w:after="120"/>
-        <w:jc w:val="both"/>
-      </w:pPr>
-      <w:r>
-        <w:rPr>
-          <w:rFonts w:ascii="Arial" w:hAnsi="Arial" w:cs="Arial"/>
-          <w:b w:val="0"/>
-          <w:i w:val="0"/>
-          <w:sz w:val="22"/>
-        </w:rPr>
-        <w:t xml:space="preserve">Jumlah seluruh kekuatan aturan.</w:t>
-      </w:r>
-    </w:p>
-    <w:p>
-      <w:pPr>
-        <w:spacing w:line="360" w:lineRule="auto" w:after="120"/>
-        <w:jc w:val="both"/>
-      </w:pPr>
-      <w:r>
-        <w:rPr>
-          <w:rFonts w:ascii="Arial" w:hAnsi="Arial" w:cs="Arial"/>
-          <w:b w:val="0"/>
-          <w:i w:val="0"/>
-          <w:sz w:val="22"/>
-        </w:rPr>
-        <w:t xml:space="preserve">7. Defuzzifikasi</w:t>
+        <w:t xml:space="preserve">   (8)</w:t>
+      </w:r>
+    </w:p>
+    <w:p>
+      <w:pPr>
+        <w:spacing w:line="360" w:lineRule="auto" w:after="120"/>
+        <w:jc w:val="both"/>
+      </w:pPr>
+      <w:r>
+        <w:rPr>
+          <w:rFonts w:ascii="Arial" w:hAnsi="Arial" w:cs="Arial"/>
+          <w:b w:val="0"/>
+          <w:i w:val="0"/>
+          <w:sz w:val="22"/>
+        </w:rPr>
+        <w:t xml:space="preserve">Laju error negatif menarik keluaran ke bawah.</w:t>
+      </w:r>
+      <w:r>
+        <w:rPr>
+          <w:rFonts w:ascii="Arial" w:hAnsi="Arial" w:cs="Arial"/>
+          <w:b w:val="0"/>
+          <w:i w:val="0"/>
+          <w:sz w:val="22"/>
+        </w:rPr>
+        <w:t xml:space="preserve"> Hubungan ini dirangkum dalam Persamaan (9).</w:t>
+      </w:r>
+    </w:p>
+    <w:p>
+      <w:pPr>
+        <w:spacing w:line="360" w:lineRule="auto" w:after="120"/>
+        <w:jc w:val="both"/>
+      </w:pPr>
+      <w:r>
+        <w:rPr>
+          <w:rFonts w:ascii="Arial" w:hAnsi="Arial" w:cs="Arial"/>
+          <w:b w:val="0"/>
+          <w:i w:val="0"/>
+          <w:sz w:val="22"/>
+        </w:rPr>
+        <w:t xml:space="preserve">4. Aturan 4</w:t>
       </w:r>
     </w:p>
     <w:p>
@@ -4500,7 +4532,212 @@
           <w:color w:val="305496"/>
           <w:sz w:val="22"/>
         </w:rPr>
+        <w:t xml:space="preserve">e PK dan de NK → u Nol; kekuatan min(0,6 ; 0,3) = 0,3</w:t>
+      </w:r>
+      <w:r>
+        <w:rPr>
+          <w:rFonts w:ascii="Arial" w:hAnsi="Arial" w:cs="Arial"/>
+          <w:b/>
+          <w:i/>
+          <w:color w:val="305496"/>
+          <w:sz w:val="22"/>
+        </w:rPr>
+        <w:t xml:space="preserve">   (9)</w:t>
+      </w:r>
+    </w:p>
+    <w:p>
+      <w:pPr>
+        <w:spacing w:line="360" w:lineRule="auto" w:after="120"/>
+        <w:jc w:val="both"/>
+      </w:pPr>
+      <w:r>
+        <w:rPr>
+          <w:rFonts w:ascii="Arial" w:hAnsi="Arial" w:cs="Arial"/>
+          <w:b w:val="0"/>
+          <w:i w:val="0"/>
+          <w:sz w:val="22"/>
+        </w:rPr>
+        <w:t xml:space="preserve">Kedua pengaruh saling meniadakan.</w:t>
+      </w:r>
+      <w:r>
+        <w:rPr>
+          <w:rFonts w:ascii="Arial" w:hAnsi="Arial" w:cs="Arial"/>
+          <w:b w:val="0"/>
+          <w:i w:val="0"/>
+          <w:sz w:val="22"/>
+        </w:rPr>
+        <w:t xml:space="preserve"> Bentuk ringkasnya dituliskan pada Persamaan (10).</w:t>
+      </w:r>
+    </w:p>
+    <w:p>
+      <w:pPr>
+        <w:spacing w:line="360" w:lineRule="auto" w:after="120"/>
+        <w:jc w:val="both"/>
+      </w:pPr>
+      <w:r>
+        <w:rPr>
+          <w:rFonts w:ascii="Arial" w:hAnsi="Arial" w:cs="Arial"/>
+          <w:b w:val="0"/>
+          <w:i w:val="0"/>
+          <w:sz w:val="22"/>
+        </w:rPr>
+        <w:t xml:space="preserve">5. Hitung pembilang</w:t>
+      </w:r>
+    </w:p>
+    <w:p>
+      <w:pPr>
+        <w:spacing w:before="40" w:after="120"/>
+        <w:jc w:val="center"/>
+      </w:pPr>
+      <w:r>
+        <w:rPr>
+          <w:rFonts w:ascii="Arial" w:hAnsi="Arial" w:cs="Arial"/>
+          <w:b/>
+          <w:i/>
+          <w:color w:val="305496"/>
+          <w:sz w:val="22"/>
+        </w:rPr>
+        <w:t xml:space="preserve">0,4·0 + 0,6·5 + 0,3·(-5) + 0,3·0 = 1,5</w:t>
+      </w:r>
+      <w:r>
+        <w:rPr>
+          <w:rFonts w:ascii="Arial" w:hAnsi="Arial" w:cs="Arial"/>
+          <w:b/>
+          <w:i/>
+          <w:color w:val="305496"/>
+          <w:sz w:val="22"/>
+        </w:rPr>
+        <w:t xml:space="preserve">   (10)</w:t>
+      </w:r>
+    </w:p>
+    <w:p>
+      <w:pPr>
+        <w:spacing w:line="360" w:lineRule="auto" w:after="120"/>
+        <w:jc w:val="both"/>
+      </w:pPr>
+      <w:r>
+        <w:rPr>
+          <w:rFonts w:ascii="Arial" w:hAnsi="Arial" w:cs="Arial"/>
+          <w:b w:val="0"/>
+          <w:i w:val="0"/>
+          <w:sz w:val="22"/>
+        </w:rPr>
+        <w:t xml:space="preserve">Jumlah kekuatan dikali pusat keluarannya.</w:t>
+      </w:r>
+      <w:r>
+        <w:rPr>
+          <w:rFonts w:ascii="Arial" w:hAnsi="Arial" w:cs="Arial"/>
+          <w:b w:val="0"/>
+          <w:i w:val="0"/>
+          <w:sz w:val="22"/>
+        </w:rPr>
+        <w:t xml:space="preserve"> Persamaan (11) memadatkan aturan tersebut.</w:t>
+      </w:r>
+    </w:p>
+    <w:p>
+      <w:pPr>
+        <w:spacing w:line="360" w:lineRule="auto" w:after="120"/>
+        <w:jc w:val="both"/>
+      </w:pPr>
+      <w:r>
+        <w:rPr>
+          <w:rFonts w:ascii="Arial" w:hAnsi="Arial" w:cs="Arial"/>
+          <w:b w:val="0"/>
+          <w:i w:val="0"/>
+          <w:sz w:val="22"/>
+        </w:rPr>
+        <w:t xml:space="preserve">6. Hitung penyebut</w:t>
+      </w:r>
+    </w:p>
+    <w:p>
+      <w:pPr>
+        <w:spacing w:before="40" w:after="120"/>
+        <w:jc w:val="center"/>
+      </w:pPr>
+      <w:r>
+        <w:rPr>
+          <w:rFonts w:ascii="Arial" w:hAnsi="Arial" w:cs="Arial"/>
+          <w:b/>
+          <w:i/>
+          <w:color w:val="305496"/>
+          <w:sz w:val="22"/>
+        </w:rPr>
+        <w:t xml:space="preserve">0,4 + 0,6 + 0,3 + 0,3 = 1,6</w:t>
+      </w:r>
+      <w:r>
+        <w:rPr>
+          <w:rFonts w:ascii="Arial" w:hAnsi="Arial" w:cs="Arial"/>
+          <w:b/>
+          <w:i/>
+          <w:color w:val="305496"/>
+          <w:sz w:val="22"/>
+        </w:rPr>
+        <w:t xml:space="preserve">   (11)</w:t>
+      </w:r>
+    </w:p>
+    <w:p>
+      <w:pPr>
+        <w:spacing w:line="360" w:lineRule="auto" w:after="120"/>
+        <w:jc w:val="both"/>
+      </w:pPr>
+      <w:r>
+        <w:rPr>
+          <w:rFonts w:ascii="Arial" w:hAnsi="Arial" w:cs="Arial"/>
+          <w:b w:val="0"/>
+          <w:i w:val="0"/>
+          <w:sz w:val="22"/>
+        </w:rPr>
+        <w:t xml:space="preserve">Jumlah seluruh kekuatan aturan.</w:t>
+      </w:r>
+      <w:r>
+        <w:rPr>
+          <w:rFonts w:ascii="Arial" w:hAnsi="Arial" w:cs="Arial"/>
+          <w:b w:val="0"/>
+          <w:i w:val="0"/>
+          <w:sz w:val="22"/>
+        </w:rPr>
+        <w:t xml:space="preserve"> Rangkuman kuantitatifnya tertulis pada Persamaan (12).</w:t>
+      </w:r>
+    </w:p>
+    <w:p>
+      <w:pPr>
+        <w:spacing w:line="360" w:lineRule="auto" w:after="120"/>
+        <w:jc w:val="both"/>
+      </w:pPr>
+      <w:r>
+        <w:rPr>
+          <w:rFonts w:ascii="Arial" w:hAnsi="Arial" w:cs="Arial"/>
+          <w:b w:val="0"/>
+          <w:i w:val="0"/>
+          <w:sz w:val="22"/>
+        </w:rPr>
+        <w:t xml:space="preserve">7. Defuzzifikasi</w:t>
+      </w:r>
+    </w:p>
+    <w:p>
+      <w:pPr>
+        <w:spacing w:before="40" w:after="120"/>
+        <w:jc w:val="center"/>
+      </w:pPr>
+      <w:r>
+        <w:rPr>
+          <w:rFonts w:ascii="Arial" w:hAnsi="Arial" w:cs="Arial"/>
+          <w:b/>
+          <w:i/>
+          <w:color w:val="305496"/>
+          <w:sz w:val="22"/>
+        </w:rPr>
         <w:t xml:space="preserve">u = 1,5/1,6 = 0,9375</w:t>
+      </w:r>
+      <w:r>
+        <w:rPr>
+          <w:rFonts w:ascii="Arial" w:hAnsi="Arial" w:cs="Arial"/>
+          <w:b/>
+          <w:i/>
+          <w:color w:val="305496"/>
+          <w:sz w:val="22"/>
+        </w:rPr>
+        <w:t xml:space="preserve">   (12)</w:t>
       </w:r>
     </w:p>
     <w:p>
@@ -5607,6 +5844,15 @@
           <w:sz w:val="22"/>
         </w:rPr>
         <w:t xml:space="preserve">Parameter acuan: Controller fuzzy dua masukan: error e dan laju error de. Semesta keduanya -10 sampai 10 dengan tiga himpunan segitiga: Negatif Kecil berpuncak -5, Nol berpuncak 0, dan Positif Kecil berpuncak 5, masing-masing bernilai nol pada jarak 5 dari puncaknya. Himpunan keluaran berpusat NK = -4, Nol = 0, PK = 4. Operasi minimum dipakai untuk hubungan dan, dan defuzzifikasi memakai rata-rata berbobot pusat. Titik kerja: e = 2,0 dan de = -1,5.</w:t>
+      </w:r>
+      <w:r>
+        <w:rPr>
+          <w:rFonts w:ascii="Arial" w:hAnsi="Arial" w:cs="Arial"/>
+          <w:b w:val="0"/>
+          <w:i w:val="0"/>
+          <w:sz w:val="22"/>
+        </w:rPr>
+        <w:t xml:space="preserve"> Rinciannya dirangkum pada Tabel 1.</w:t>
       </w:r>
     </w:p>
     <w:p>
@@ -5940,7 +6186,35 @@
           <w:i w:val="0"/>
           <w:sz w:val="22"/>
         </w:rPr>
-        <w:t xml:space="preserve">C1. Hitung derajat keanggotaan error terhadap himpunan Nol. Cetak: mu_Nol(e).</w:t>
+        <w:t xml:space="preserve">C1. Hitung derajat keanggotaan error terhadap himpunan Nol. Cetak: </w:t>
+      </w:r>
+      <w:r>
+        <w:rPr>
+          <w:rFonts w:ascii="Arial" w:hAnsi="Arial" w:cs="Arial"/>
+          <w:b w:val="0"/>
+          <w:i w:val="0"/>
+          <w:sz w:val="22"/>
+        </w:rPr>
+        <w:t xml:space="preserve">μ</w:t>
+      </w:r>
+      <w:r>
+        <w:rPr>
+          <w:rFonts w:ascii="Arial" w:hAnsi="Arial" w:cs="Arial"/>
+          <w:b w:val="0"/>
+          <w:i w:val="0"/>
+          <w:sz w:val="22"/>
+          <w:vertAlign w:val="subscript"/>
+        </w:rPr>
+        <w:t xml:space="preserve">Nol</w:t>
+      </w:r>
+      <w:r>
+        <w:rPr>
+          <w:rFonts w:ascii="Arial" w:hAnsi="Arial" w:cs="Arial"/>
+          <w:b w:val="0"/>
+          <w:i w:val="0"/>
+          <w:sz w:val="22"/>
+        </w:rPr>
+        <w:t xml:space="preserve">(e).</w:t>
       </w:r>
     </w:p>
     <w:p>
@@ -5970,7 +6244,35 @@
           <w:i w:val="0"/>
           <w:sz w:val="22"/>
         </w:rPr>
-        <w:t xml:space="preserve">C2. Hitung derajat keanggotaan error terhadap himpunan Positif Kecil. Cetak: mu_PK(e).</w:t>
+        <w:t xml:space="preserve">C2. Hitung derajat keanggotaan error terhadap himpunan Positif Kecil. Cetak: </w:t>
+      </w:r>
+      <w:r>
+        <w:rPr>
+          <w:rFonts w:ascii="Arial" w:hAnsi="Arial" w:cs="Arial"/>
+          <w:b w:val="0"/>
+          <w:i w:val="0"/>
+          <w:sz w:val="22"/>
+        </w:rPr>
+        <w:t xml:space="preserve">μ</w:t>
+      </w:r>
+      <w:r>
+        <w:rPr>
+          <w:rFonts w:ascii="Arial" w:hAnsi="Arial" w:cs="Arial"/>
+          <w:b w:val="0"/>
+          <w:i w:val="0"/>
+          <w:sz w:val="22"/>
+          <w:vertAlign w:val="subscript"/>
+        </w:rPr>
+        <w:t xml:space="preserve">PK</w:t>
+      </w:r>
+      <w:r>
+        <w:rPr>
+          <w:rFonts w:ascii="Arial" w:hAnsi="Arial" w:cs="Arial"/>
+          <w:b w:val="0"/>
+          <w:i w:val="0"/>
+          <w:sz w:val="22"/>
+        </w:rPr>
+        <w:t xml:space="preserve">(e).</w:t>
       </w:r>
     </w:p>
     <w:p>
@@ -6000,7 +6302,35 @@
           <w:i w:val="0"/>
           <w:sz w:val="22"/>
         </w:rPr>
-        <w:t xml:space="preserve">C3. Hitung derajat keanggotaan laju error terhadap himpunan Nol. Cetak: mu_Nol(de).</w:t>
+        <w:t xml:space="preserve">C3. Hitung derajat keanggotaan laju error terhadap himpunan Nol. Cetak: </w:t>
+      </w:r>
+      <w:r>
+        <w:rPr>
+          <w:rFonts w:ascii="Arial" w:hAnsi="Arial" w:cs="Arial"/>
+          <w:b w:val="0"/>
+          <w:i w:val="0"/>
+          <w:sz w:val="22"/>
+        </w:rPr>
+        <w:t xml:space="preserve">μ</w:t>
+      </w:r>
+      <w:r>
+        <w:rPr>
+          <w:rFonts w:ascii="Arial" w:hAnsi="Arial" w:cs="Arial"/>
+          <w:b w:val="0"/>
+          <w:i w:val="0"/>
+          <w:sz w:val="22"/>
+          <w:vertAlign w:val="subscript"/>
+        </w:rPr>
+        <w:t xml:space="preserve">Nol</w:t>
+      </w:r>
+      <w:r>
+        <w:rPr>
+          <w:rFonts w:ascii="Arial" w:hAnsi="Arial" w:cs="Arial"/>
+          <w:b w:val="0"/>
+          <w:i w:val="0"/>
+          <w:sz w:val="22"/>
+        </w:rPr>
+        <w:t xml:space="preserve">(de).</w:t>
       </w:r>
     </w:p>
     <w:p>
@@ -6030,7 +6360,35 @@
           <w:i w:val="0"/>
           <w:sz w:val="22"/>
         </w:rPr>
-        <w:t xml:space="preserve">C4. Hitung derajat keanggotaan laju error terhadap himpunan Negatif Kecil. Cetak: mu_NK(de).</w:t>
+        <w:t xml:space="preserve">C4. Hitung derajat keanggotaan laju error terhadap himpunan Negatif Kecil. Cetak: </w:t>
+      </w:r>
+      <w:r>
+        <w:rPr>
+          <w:rFonts w:ascii="Arial" w:hAnsi="Arial" w:cs="Arial"/>
+          <w:b w:val="0"/>
+          <w:i w:val="0"/>
+          <w:sz w:val="22"/>
+        </w:rPr>
+        <w:t xml:space="preserve">μ</w:t>
+      </w:r>
+      <w:r>
+        <w:rPr>
+          <w:rFonts w:ascii="Arial" w:hAnsi="Arial" w:cs="Arial"/>
+          <w:b w:val="0"/>
+          <w:i w:val="0"/>
+          <w:sz w:val="22"/>
+          <w:vertAlign w:val="subscript"/>
+        </w:rPr>
+        <w:t xml:space="preserve">NK</w:t>
+      </w:r>
+      <w:r>
+        <w:rPr>
+          <w:rFonts w:ascii="Arial" w:hAnsi="Arial" w:cs="Arial"/>
+          <w:b w:val="0"/>
+          <w:i w:val="0"/>
+          <w:sz w:val="22"/>
+        </w:rPr>
+        <w:t xml:space="preserve">(de).</w:t>
       </w:r>
     </w:p>
     <w:p>

--- a/Sistem-Kendali-Cerdas/Modul-Word/Modul-13-Sistem-Kontrol-Logika-Fuzzy.docx
+++ b/Sistem-Kendali-Cerdas/Modul-Word/Modul-13-Sistem-Kontrol-Logika-Fuzzy.docx
@@ -3098,6 +3098,15 @@
         </w:rPr>
         <w:t xml:space="preserve">Tumpang tindih fungsi keanggotaan menentukan kemulusan keluaran. Tumpang tindih yang terlalu kecil membuat keluaran melompat saat berpindah antaraturan, sedangkan yang terlalu besar membuat aksi kontrol menjadi lemah karena terlalu banyak aturan aktif bersamaan dan saling menetralkan.</w:t>
       </w:r>
+      <w:r>
+        <w:rPr>
+          <w:rFonts w:ascii="Arial" w:hAnsi="Arial" w:cs="Arial"/>
+          <w:b w:val="0"/>
+          <w:i w:val="0"/>
+          <w:sz w:val="22"/>
+        </w:rPr>
+        <w:t xml:space="preserve"> Bentuk ringkasnya dituliskan pada Persamaan (2).</w:t>
+      </w:r>
     </w:p>
     <w:p>
       <w:pPr>
@@ -3113,6 +3122,16 @@
           <w:sz w:val="22"/>
         </w:rPr>
         <w:t xml:space="preserve">fuzzifikasi → inferensi (min untuk dan) → defuzzifikasi (pusat massa)</w:t>
+      </w:r>
+      <w:r>
+        <w:rPr>
+          <w:rFonts w:ascii="Arial" w:hAnsi="Arial" w:cs="Arial"/>
+          <w:b/>
+          <w:i/>
+          <w:color w:val="305496"/>
+          <w:sz w:val="22"/>
+        </w:rPr>
+        <w:t xml:space="preserve">   (2)</w:t>
       </w:r>
     </w:p>
     <w:p>
@@ -3630,6 +3649,15 @@
         </w:rPr>
         <w:t xml:space="preserve">Cara kedua juga membawa manfaat sampingan yang sama seperti PID bentuk kenaikan: pembatasan pada keluaran akhir sekaligus berperan sebagai anti-windup, dan perpindahan mode menjadi mulus dengan sendirinya. Karena itu bentuk ini menjadi pilihan baku pada penerapan industri.</w:t>
       </w:r>
+      <w:r>
+        <w:rPr>
+          <w:rFonts w:ascii="Arial" w:hAnsi="Arial" w:cs="Arial"/>
+          <w:b w:val="0"/>
+          <w:i w:val="0"/>
+          <w:sz w:val="22"/>
+        </w:rPr>
+        <w:t xml:space="preserve"> Persamaan (3) memadatkan aturan tersebut.</w:t>
+      </w:r>
     </w:p>
     <w:p>
       <w:pPr>
@@ -3645,6 +3673,16 @@
           <w:sz w:val="22"/>
         </w:rPr>
         <w:t xml:space="preserve">keluaran fuzzy = perubahan keluaran, lalu diakumulasi di luar blok</w:t>
+      </w:r>
+      <w:r>
+        <w:rPr>
+          <w:rFonts w:ascii="Arial" w:hAnsi="Arial" w:cs="Arial"/>
+          <w:b/>
+          <w:i/>
+          <w:color w:val="305496"/>
+          <w:sz w:val="22"/>
+        </w:rPr>
+        <w:t xml:space="preserve">   (3)</w:t>
       </w:r>
     </w:p>
     <w:p>
@@ -3855,7 +3893,7 @@
           <w:i w:val="0"/>
           <w:sz w:val="22"/>
         </w:rPr>
-        <w:t xml:space="preserve"> Bentuk ringkasnya dituliskan pada Persamaan (2).</w:t>
+        <w:t xml:space="preserve"> Rangkuman kuantitatifnya tertulis pada Persamaan (4).</w:t>
       </w:r>
     </w:p>
     <w:p>
@@ -3896,7 +3934,7 @@
           <w:color w:val="305496"/>
           <w:sz w:val="22"/>
         </w:rPr>
-        <w:t xml:space="preserve">   (2)</w:t>
+        <w:t xml:space="preserve">   (4)</w:t>
       </w:r>
     </w:p>
     <w:p>
@@ -3920,7 +3958,7 @@
           <w:i w:val="0"/>
           <w:sz w:val="22"/>
         </w:rPr>
-        <w:t xml:space="preserve"> Persamaan (3) memadatkan aturan tersebut.</w:t>
+        <w:t xml:space="preserve"> Hubungan ini dirangkum dalam Persamaan (5).</w:t>
       </w:r>
     </w:p>
     <w:p>
@@ -3961,7 +3999,7 @@
           <w:color w:val="305496"/>
           <w:sz w:val="22"/>
         </w:rPr>
-        <w:t xml:space="preserve">   (3)</w:t>
+        <w:t xml:space="preserve">   (5)</w:t>
       </w:r>
     </w:p>
     <w:p>
@@ -4123,7 +4161,7 @@
           <w:i w:val="0"/>
           <w:sz w:val="22"/>
         </w:rPr>
-        <w:t xml:space="preserve"> Rangkuman kuantitatifnya tertulis pada Persamaan (4).</w:t>
+        <w:t xml:space="preserve"> Bentuk ringkasnya dituliskan pada Persamaan (6).</w:t>
       </w:r>
     </w:p>
     <w:p>
@@ -4164,7 +4202,7 @@
           <w:color w:val="305496"/>
           <w:sz w:val="22"/>
         </w:rPr>
-        <w:t xml:space="preserve">   (4)</w:t>
+        <w:t xml:space="preserve">   (6)</w:t>
       </w:r>
     </w:p>
     <w:p>
@@ -4188,7 +4226,7 @@
           <w:i w:val="0"/>
           <w:sz w:val="22"/>
         </w:rPr>
-        <w:t xml:space="preserve"> Hubungan ini dirangkum dalam Persamaan (5).</w:t>
+        <w:t xml:space="preserve"> Persamaan (7) memadatkan aturan tersebut.</w:t>
       </w:r>
     </w:p>
     <w:p>
@@ -4229,7 +4267,7 @@
           <w:color w:val="305496"/>
           <w:sz w:val="22"/>
         </w:rPr>
-        <w:t xml:space="preserve">   (5)</w:t>
+        <w:t xml:space="preserve">   (7)</w:t>
       </w:r>
     </w:p>
     <w:p>
@@ -4268,7 +4306,7 @@
           <w:i w:val="0"/>
           <w:sz w:val="22"/>
         </w:rPr>
-        <w:t xml:space="preserve"> Bentuk ringkasnya dituliskan pada Persamaan (6).</w:t>
+        <w:t xml:space="preserve"> Rangkuman kuantitatifnya tertulis pada Persamaan (8).</w:t>
       </w:r>
     </w:p>
     <w:p>
@@ -4347,7 +4385,7 @@
           <w:color w:val="305496"/>
           <w:sz w:val="22"/>
         </w:rPr>
-        <w:t xml:space="preserve">   (6)</w:t>
+        <w:t xml:space="preserve">   (8)</w:t>
       </w:r>
     </w:p>
     <w:p>
@@ -4371,7 +4409,7 @@
           <w:i w:val="0"/>
           <w:sz w:val="22"/>
         </w:rPr>
-        <w:t xml:space="preserve"> Persamaan (7) memadatkan aturan tersebut.</w:t>
+        <w:t xml:space="preserve"> Hubungan ini dirangkum dalam Persamaan (9).</w:t>
       </w:r>
     </w:p>
     <w:p>
@@ -4412,7 +4450,7 @@
           <w:color w:val="305496"/>
           <w:sz w:val="22"/>
         </w:rPr>
-        <w:t xml:space="preserve">   (7)</w:t>
+        <w:t xml:space="preserve">   (9)</w:t>
       </w:r>
     </w:p>
     <w:p>
@@ -4436,7 +4474,7 @@
           <w:i w:val="0"/>
           <w:sz w:val="22"/>
         </w:rPr>
-        <w:t xml:space="preserve"> Rangkuman kuantitatifnya tertulis pada Persamaan (8).</w:t>
+        <w:t xml:space="preserve"> Bentuk ringkasnya dituliskan pada Persamaan (10).</w:t>
       </w:r>
     </w:p>
     <w:p>
@@ -4477,7 +4515,7 @@
           <w:color w:val="305496"/>
           <w:sz w:val="22"/>
         </w:rPr>
-        <w:t xml:space="preserve">   (8)</w:t>
+        <w:t xml:space="preserve">   (10)</w:t>
       </w:r>
     </w:p>
     <w:p>
@@ -4501,7 +4539,7 @@
           <w:i w:val="0"/>
           <w:sz w:val="22"/>
         </w:rPr>
-        <w:t xml:space="preserve"> Hubungan ini dirangkum dalam Persamaan (9).</w:t>
+        <w:t xml:space="preserve"> Persamaan (11) memadatkan aturan tersebut.</w:t>
       </w:r>
     </w:p>
     <w:p>
@@ -4542,7 +4580,7 @@
           <w:color w:val="305496"/>
           <w:sz w:val="22"/>
         </w:rPr>
-        <w:t xml:space="preserve">   (9)</w:t>
+        <w:t xml:space="preserve">   (11)</w:t>
       </w:r>
     </w:p>
     <w:p>
@@ -4566,7 +4604,7 @@
           <w:i w:val="0"/>
           <w:sz w:val="22"/>
         </w:rPr>
-        <w:t xml:space="preserve"> Bentuk ringkasnya dituliskan pada Persamaan (10).</w:t>
+        <w:t xml:space="preserve"> Rangkuman kuantitatifnya tertulis pada Persamaan (12).</w:t>
       </w:r>
     </w:p>
     <w:p>
@@ -4607,7 +4645,7 @@
           <w:color w:val="305496"/>
           <w:sz w:val="22"/>
         </w:rPr>
-        <w:t xml:space="preserve">   (10)</w:t>
+        <w:t xml:space="preserve">   (12)</w:t>
       </w:r>
     </w:p>
     <w:p>
@@ -4631,7 +4669,7 @@
           <w:i w:val="0"/>
           <w:sz w:val="22"/>
         </w:rPr>
-        <w:t xml:space="preserve"> Persamaan (11) memadatkan aturan tersebut.</w:t>
+        <w:t xml:space="preserve"> Hubungan ini dirangkum dalam Persamaan (13).</w:t>
       </w:r>
     </w:p>
     <w:p>
@@ -4672,7 +4710,7 @@
           <w:color w:val="305496"/>
           <w:sz w:val="22"/>
         </w:rPr>
-        <w:t xml:space="preserve">   (11)</w:t>
+        <w:t xml:space="preserve">   (13)</w:t>
       </w:r>
     </w:p>
     <w:p>
@@ -4696,7 +4734,7 @@
           <w:i w:val="0"/>
           <w:sz w:val="22"/>
         </w:rPr>
-        <w:t xml:space="preserve"> Rangkuman kuantitatifnya tertulis pada Persamaan (12).</w:t>
+        <w:t xml:space="preserve"> Bentuk ringkasnya dituliskan pada Persamaan (14).</w:t>
       </w:r>
     </w:p>
     <w:p>
@@ -4737,7 +4775,7 @@
           <w:color w:val="305496"/>
           <w:sz w:val="22"/>
         </w:rPr>
-        <w:t xml:space="preserve">   (12)</w:t>
+        <w:t xml:space="preserve">   (14)</w:t>
       </w:r>
     </w:p>
     <w:p>

--- a/Sistem-Kendali-Cerdas/Modul-Word/Modul-13-Sistem-Kontrol-Logika-Fuzzy.docx
+++ b/Sistem-Kendali-Cerdas/Modul-Word/Modul-13-Sistem-Kontrol-Logika-Fuzzy.docx
@@ -2927,8 +2927,11 @@
     </w:p>
     <w:p>
       <w:pPr>
+        <w:tabs>
+          <w:tab w:val="center" w:pos="4393"/>
+          <w:tab w:val="right" w:pos="8787"/>
+        </w:tabs>
         <w:spacing w:before="40" w:after="120"/>
-        <w:jc w:val="center"/>
       </w:pPr>
       <w:r>
         <w:rPr>
@@ -2938,7 +2941,7 @@
           <w:color w:val="305496"/>
           <w:sz w:val="22"/>
         </w:rPr>
-        <w:t xml:space="preserve">jika error = A dan d(error) = B maka keluaran = C   |   7 x 7 = 49 aturan</w:t>
+        <w:tab/>
       </w:r>
       <w:r>
         <w:rPr>
@@ -2948,7 +2951,18 @@
           <w:color w:val="305496"/>
           <w:sz w:val="22"/>
         </w:rPr>
-        <w:t xml:space="preserve">   (1)</w:t>
+        <w:t xml:space="preserve">jika error = A dan d(error) = B maka keluaran = C   |   7 x 7 = 49 aturan</w:t>
+      </w:r>
+      <w:r>
+        <w:rPr>
+          <w:rFonts w:ascii="Arial" w:hAnsi="Arial" w:cs="Arial"/>
+          <w:b/>
+          <w:i/>
+          <w:color w:val="305496"/>
+          <w:sz w:val="22"/>
+        </w:rPr>
+        <w:tab/>
+        <w:t xml:space="preserve">(1)</w:t>
       </w:r>
     </w:p>
     <w:p>
@@ -3110,8 +3124,11 @@
     </w:p>
     <w:p>
       <w:pPr>
+        <w:tabs>
+          <w:tab w:val="center" w:pos="4393"/>
+          <w:tab w:val="right" w:pos="8787"/>
+        </w:tabs>
         <w:spacing w:before="40" w:after="120"/>
-        <w:jc w:val="center"/>
       </w:pPr>
       <w:r>
         <w:rPr>
@@ -3121,7 +3138,7 @@
           <w:color w:val="305496"/>
           <w:sz w:val="22"/>
         </w:rPr>
-        <w:t xml:space="preserve">fuzzifikasi → inferensi (min untuk dan) → defuzzifikasi (pusat massa)</w:t>
+        <w:tab/>
       </w:r>
       <w:r>
         <w:rPr>
@@ -3131,7 +3148,18 @@
           <w:color w:val="305496"/>
           <w:sz w:val="22"/>
         </w:rPr>
-        <w:t xml:space="preserve">   (2)</w:t>
+        <w:t xml:space="preserve">fuzzifikasi → inferensi (min untuk dan) → defuzzifikasi (pusat massa)</w:t>
+      </w:r>
+      <w:r>
+        <w:rPr>
+          <w:rFonts w:ascii="Arial" w:hAnsi="Arial" w:cs="Arial"/>
+          <w:b/>
+          <w:i/>
+          <w:color w:val="305496"/>
+          <w:sz w:val="22"/>
+        </w:rPr>
+        <w:tab/>
+        <w:t xml:space="preserve">(2)</w:t>
       </w:r>
     </w:p>
     <w:p>
@@ -3661,8 +3689,11 @@
     </w:p>
     <w:p>
       <w:pPr>
+        <w:tabs>
+          <w:tab w:val="center" w:pos="4393"/>
+          <w:tab w:val="right" w:pos="8787"/>
+        </w:tabs>
         <w:spacing w:before="40" w:after="120"/>
-        <w:jc w:val="center"/>
       </w:pPr>
       <w:r>
         <w:rPr>
@@ -3672,7 +3703,7 @@
           <w:color w:val="305496"/>
           <w:sz w:val="22"/>
         </w:rPr>
-        <w:t xml:space="preserve">keluaran fuzzy = perubahan keluaran, lalu diakumulasi di luar blok</w:t>
+        <w:tab/>
       </w:r>
       <w:r>
         <w:rPr>
@@ -3682,7 +3713,18 @@
           <w:color w:val="305496"/>
           <w:sz w:val="22"/>
         </w:rPr>
-        <w:t xml:space="preserve">   (3)</w:t>
+        <w:t xml:space="preserve">keluaran fuzzy = perubahan keluaran, lalu diakumulasi di luar blok</w:t>
+      </w:r>
+      <w:r>
+        <w:rPr>
+          <w:rFonts w:ascii="Arial" w:hAnsi="Arial" w:cs="Arial"/>
+          <w:b/>
+          <w:i/>
+          <w:color w:val="305496"/>
+          <w:sz w:val="22"/>
+        </w:rPr>
+        <w:tab/>
+        <w:t xml:space="preserve">(3)</w:t>
       </w:r>
     </w:p>
     <w:p>
@@ -3913,8 +3955,11 @@
     </w:p>
     <w:p>
       <w:pPr>
+        <w:tabs>
+          <w:tab w:val="center" w:pos="4393"/>
+          <w:tab w:val="right" w:pos="8787"/>
+        </w:tabs>
         <w:spacing w:before="40" w:after="120"/>
-        <w:jc w:val="center"/>
       </w:pPr>
       <w:r>
         <w:rPr>
@@ -3924,7 +3969,7 @@
           <w:color w:val="305496"/>
           <w:sz w:val="22"/>
         </w:rPr>
-        <w:t xml:space="preserve">error e = 2,0 pada semesta -10 sampai 10</w:t>
+        <w:tab/>
       </w:r>
       <w:r>
         <w:rPr>
@@ -3934,53 +3979,8 @@
           <w:color w:val="305496"/>
           <w:sz w:val="22"/>
         </w:rPr>
-        <w:t xml:space="preserve">   (4)</w:t>
-      </w:r>
-    </w:p>
-    <w:p>
-      <w:pPr>
-        <w:spacing w:line="360" w:lineRule="auto" w:after="120"/>
-        <w:jc w:val="both"/>
-      </w:pPr>
-      <w:r>
-        <w:rPr>
-          <w:rFonts w:ascii="Arial" w:hAnsi="Arial" w:cs="Arial"/>
-          <w:b w:val="0"/>
-          <w:i w:val="0"/>
-          <w:sz w:val="22"/>
-        </w:rPr>
-        <w:t xml:space="preserve">Satu bilangan tegas dari sensor.</w:t>
-      </w:r>
-      <w:r>
-        <w:rPr>
-          <w:rFonts w:ascii="Arial" w:hAnsi="Arial" w:cs="Arial"/>
-          <w:b w:val="0"/>
-          <w:i w:val="0"/>
-          <w:sz w:val="22"/>
-        </w:rPr>
-        <w:t xml:space="preserve"> Hubungan ini dirangkum dalam Persamaan (5).</w:t>
-      </w:r>
-    </w:p>
-    <w:p>
-      <w:pPr>
-        <w:spacing w:line="360" w:lineRule="auto" w:after="120"/>
-        <w:jc w:val="both"/>
-      </w:pPr>
-      <w:r>
-        <w:rPr>
-          <w:rFonts w:ascii="Arial" w:hAnsi="Arial" w:cs="Arial"/>
-          <w:b w:val="0"/>
-          <w:i w:val="0"/>
-          <w:sz w:val="22"/>
-        </w:rPr>
-        <w:t xml:space="preserve">2. Fuzzifikasi</w:t>
-      </w:r>
-    </w:p>
-    <w:p>
-      <w:pPr>
-        <w:spacing w:before="40" w:after="120"/>
-        <w:jc w:val="center"/>
-      </w:pPr>
+        <w:t xml:space="preserve">error e = 2,0 pada semesta -10 sampai 10</w:t>
+      </w:r>
       <w:r>
         <w:rPr>
           <w:rFonts w:ascii="Arial" w:hAnsi="Arial" w:cs="Arial"/>
@@ -3989,8 +3989,57 @@
           <w:color w:val="305496"/>
           <w:sz w:val="22"/>
         </w:rPr>
-        <w:t xml:space="preserve">μ(Nol) = 0,6 ; μ(Positif Kecil) = 0,4</w:t>
-      </w:r>
+        <w:tab/>
+        <w:t xml:space="preserve">(4)</w:t>
+      </w:r>
+    </w:p>
+    <w:p>
+      <w:pPr>
+        <w:spacing w:line="360" w:lineRule="auto" w:after="120"/>
+        <w:jc w:val="both"/>
+      </w:pPr>
+      <w:r>
+        <w:rPr>
+          <w:rFonts w:ascii="Arial" w:hAnsi="Arial" w:cs="Arial"/>
+          <w:b w:val="0"/>
+          <w:i w:val="0"/>
+          <w:sz w:val="22"/>
+        </w:rPr>
+        <w:t xml:space="preserve">Satu bilangan tegas dari sensor.</w:t>
+      </w:r>
+      <w:r>
+        <w:rPr>
+          <w:rFonts w:ascii="Arial" w:hAnsi="Arial" w:cs="Arial"/>
+          <w:b w:val="0"/>
+          <w:i w:val="0"/>
+          <w:sz w:val="22"/>
+        </w:rPr>
+        <w:t xml:space="preserve"> Hubungan ini dirangkum dalam Persamaan (5).</w:t>
+      </w:r>
+    </w:p>
+    <w:p>
+      <w:pPr>
+        <w:spacing w:line="360" w:lineRule="auto" w:after="120"/>
+        <w:jc w:val="both"/>
+      </w:pPr>
+      <w:r>
+        <w:rPr>
+          <w:rFonts w:ascii="Arial" w:hAnsi="Arial" w:cs="Arial"/>
+          <w:b w:val="0"/>
+          <w:i w:val="0"/>
+          <w:sz w:val="22"/>
+        </w:rPr>
+        <w:t xml:space="preserve">2. Fuzzifikasi</w:t>
+      </w:r>
+    </w:p>
+    <w:p>
+      <w:pPr>
+        <w:tabs>
+          <w:tab w:val="center" w:pos="4393"/>
+          <w:tab w:val="right" w:pos="8787"/>
+        </w:tabs>
+        <w:spacing w:before="40" w:after="120"/>
+      </w:pPr>
       <w:r>
         <w:rPr>
           <w:rFonts w:ascii="Arial" w:hAnsi="Arial" w:cs="Arial"/>
@@ -3999,44 +4048,8 @@
           <w:color w:val="305496"/>
           <w:sz w:val="22"/>
         </w:rPr>
-        <w:t xml:space="preserve">   (5)</w:t>
-      </w:r>
-    </w:p>
-    <w:p>
-      <w:pPr>
-        <w:spacing w:line="360" w:lineRule="auto" w:after="120"/>
-        <w:jc w:val="both"/>
-      </w:pPr>
-      <w:r>
-        <w:rPr>
-          <w:rFonts w:ascii="Arial" w:hAnsi="Arial" w:cs="Arial"/>
-          <w:b w:val="0"/>
-          <w:i w:val="0"/>
-          <w:sz w:val="22"/>
-        </w:rPr>
-        <w:t xml:space="preserve">Dua himpunan aktif karena fungsi keanggotaannya bertumpang tindih.</w:t>
-      </w:r>
-    </w:p>
-    <w:p>
-      <w:pPr>
-        <w:spacing w:line="360" w:lineRule="auto" w:after="120"/>
-        <w:jc w:val="both"/>
-      </w:pPr>
-      <w:r>
-        <w:rPr>
-          <w:rFonts w:ascii="Arial" w:hAnsi="Arial" w:cs="Arial"/>
-          <w:b w:val="0"/>
-          <w:i w:val="0"/>
-          <w:sz w:val="22"/>
-        </w:rPr>
-        <w:t xml:space="preserve">3. Kekuatan aturan pertama</w:t>
-      </w:r>
-    </w:p>
-    <w:p>
-      <w:pPr>
-        <w:spacing w:before="40" w:after="120"/>
-        <w:jc w:val="center"/>
-      </w:pPr>
+        <w:tab/>
+      </w:r>
       <w:r>
         <w:rPr>
           <w:rFonts w:ascii="Arial" w:hAnsi="Arial" w:cs="Arial"/>
@@ -4045,44 +4058,8 @@
           <w:color w:val="305496"/>
           <w:sz w:val="22"/>
         </w:rPr>
-        <w:t xml:space="preserve">Jika e Nol maka u Nol; kekuatan 0,6</w:t>
-      </w:r>
-    </w:p>
-    <w:p>
-      <w:pPr>
-        <w:spacing w:line="360" w:lineRule="auto" w:after="120"/>
-        <w:jc w:val="both"/>
-      </w:pPr>
-      <w:r>
-        <w:rPr>
-          <w:rFonts w:ascii="Arial" w:hAnsi="Arial" w:cs="Arial"/>
-          <w:b w:val="0"/>
-          <w:i w:val="0"/>
-          <w:sz w:val="22"/>
-        </w:rPr>
-        <w:t xml:space="preserve">Hanya satu masukan sehingga kekuatannya sama dengan derajat keanggotaan.</w:t>
-      </w:r>
-    </w:p>
-    <w:p>
-      <w:pPr>
-        <w:spacing w:line="360" w:lineRule="auto" w:after="120"/>
-        <w:jc w:val="both"/>
-      </w:pPr>
-      <w:r>
-        <w:rPr>
-          <w:rFonts w:ascii="Arial" w:hAnsi="Arial" w:cs="Arial"/>
-          <w:b w:val="0"/>
-          <w:i w:val="0"/>
-          <w:sz w:val="22"/>
-        </w:rPr>
-        <w:t xml:space="preserve">4. Kekuatan aturan kedua</w:t>
-      </w:r>
-    </w:p>
-    <w:p>
-      <w:pPr>
-        <w:spacing w:before="40" w:after="120"/>
-        <w:jc w:val="center"/>
-      </w:pPr>
+        <w:t xml:space="preserve">μ(Nol) = 0,6 ; μ(Positif Kecil) = 0,4</w:t>
+      </w:r>
       <w:r>
         <w:rPr>
           <w:rFonts w:ascii="Arial" w:hAnsi="Arial" w:cs="Arial"/>
@@ -4091,37 +4068,38 @@
           <w:color w:val="305496"/>
           <w:sz w:val="22"/>
         </w:rPr>
-        <w:t xml:space="preserve">Jika e Positif Kecil maka u Positif Kecil; kekuatan 0,4</w:t>
-      </w:r>
-    </w:p>
-    <w:p>
-      <w:pPr>
-        <w:spacing w:line="360" w:lineRule="auto" w:after="120"/>
-        <w:jc w:val="both"/>
-      </w:pPr>
-      <w:r>
-        <w:rPr>
-          <w:rFonts w:ascii="Arial" w:hAnsi="Arial" w:cs="Arial"/>
-          <w:b w:val="0"/>
-          <w:i w:val="0"/>
-          <w:sz w:val="22"/>
-        </w:rPr>
-        <w:t xml:space="preserve">Aturan kedua ikut aktif dengan kekuatan lebih rendah.</w:t>
-      </w:r>
-    </w:p>
-    <w:p>
-      <w:pPr>
-        <w:spacing w:line="360" w:lineRule="auto" w:after="120"/>
-        <w:jc w:val="both"/>
-      </w:pPr>
-      <w:r>
-        <w:rPr>
-          <w:rFonts w:ascii="Arial" w:hAnsi="Arial" w:cs="Arial"/>
-          <w:b w:val="0"/>
-          <w:i w:val="0"/>
-          <w:sz w:val="22"/>
-        </w:rPr>
-        <w:t xml:space="preserve">5. Wakil himpunan keluaran</w:t>
+        <w:tab/>
+        <w:t xml:space="preserve">(5)</w:t>
+      </w:r>
+    </w:p>
+    <w:p>
+      <w:pPr>
+        <w:spacing w:line="360" w:lineRule="auto" w:after="120"/>
+        <w:jc w:val="both"/>
+      </w:pPr>
+      <w:r>
+        <w:rPr>
+          <w:rFonts w:ascii="Arial" w:hAnsi="Arial" w:cs="Arial"/>
+          <w:b w:val="0"/>
+          <w:i w:val="0"/>
+          <w:sz w:val="22"/>
+        </w:rPr>
+        <w:t xml:space="preserve">Dua himpunan aktif karena fungsi keanggotaannya bertumpang tindih.</w:t>
+      </w:r>
+    </w:p>
+    <w:p>
+      <w:pPr>
+        <w:spacing w:line="360" w:lineRule="auto" w:after="120"/>
+        <w:jc w:val="both"/>
+      </w:pPr>
+      <w:r>
+        <w:rPr>
+          <w:rFonts w:ascii="Arial" w:hAnsi="Arial" w:cs="Arial"/>
+          <w:b w:val="0"/>
+          <w:i w:val="0"/>
+          <w:sz w:val="22"/>
+        </w:rPr>
+        <w:t xml:space="preserve">3. Kekuatan aturan pertama</w:t>
       </w:r>
     </w:p>
     <w:p>
@@ -4137,46 +4115,37 @@
           <w:color w:val="305496"/>
           <w:sz w:val="22"/>
         </w:rPr>
-        <w:t xml:space="preserve">u Nol berpusat di 0 ; u Positif Kecil berpusat di 5</w:t>
-      </w:r>
-    </w:p>
-    <w:p>
-      <w:pPr>
-        <w:spacing w:line="360" w:lineRule="auto" w:after="120"/>
-        <w:jc w:val="both"/>
-      </w:pPr>
-      <w:r>
-        <w:rPr>
-          <w:rFonts w:ascii="Arial" w:hAnsi="Arial" w:cs="Arial"/>
-          <w:b w:val="0"/>
-          <w:i w:val="0"/>
-          <w:sz w:val="22"/>
-        </w:rPr>
-        <w:t xml:space="preserve">Dipakai pusat masing-masing himpunan keluaran.</w:t>
-      </w:r>
-      <w:r>
-        <w:rPr>
-          <w:rFonts w:ascii="Arial" w:hAnsi="Arial" w:cs="Arial"/>
-          <w:b w:val="0"/>
-          <w:i w:val="0"/>
-          <w:sz w:val="22"/>
-        </w:rPr>
-        <w:t xml:space="preserve"> Bentuk ringkasnya dituliskan pada Persamaan (6).</w:t>
-      </w:r>
-    </w:p>
-    <w:p>
-      <w:pPr>
-        <w:spacing w:line="360" w:lineRule="auto" w:after="120"/>
-        <w:jc w:val="both"/>
-      </w:pPr>
-      <w:r>
-        <w:rPr>
-          <w:rFonts w:ascii="Arial" w:hAnsi="Arial" w:cs="Arial"/>
-          <w:b w:val="0"/>
-          <w:i w:val="0"/>
-          <w:sz w:val="22"/>
-        </w:rPr>
-        <w:t xml:space="preserve">6. Defuzzifikasi berbobot</w:t>
+        <w:t xml:space="preserve">Jika e Nol maka u Nol; kekuatan 0,6</w:t>
+      </w:r>
+    </w:p>
+    <w:p>
+      <w:pPr>
+        <w:spacing w:line="360" w:lineRule="auto" w:after="120"/>
+        <w:jc w:val="both"/>
+      </w:pPr>
+      <w:r>
+        <w:rPr>
+          <w:rFonts w:ascii="Arial" w:hAnsi="Arial" w:cs="Arial"/>
+          <w:b w:val="0"/>
+          <w:i w:val="0"/>
+          <w:sz w:val="22"/>
+        </w:rPr>
+        <w:t xml:space="preserve">Hanya satu masukan sehingga kekuatannya sama dengan derajat keanggotaan.</w:t>
+      </w:r>
+    </w:p>
+    <w:p>
+      <w:pPr>
+        <w:spacing w:line="360" w:lineRule="auto" w:after="120"/>
+        <w:jc w:val="both"/>
+      </w:pPr>
+      <w:r>
+        <w:rPr>
+          <w:rFonts w:ascii="Arial" w:hAnsi="Arial" w:cs="Arial"/>
+          <w:b w:val="0"/>
+          <w:i w:val="0"/>
+          <w:sz w:val="22"/>
+        </w:rPr>
+        <w:t xml:space="preserve">4. Kekuatan aturan kedua</w:t>
       </w:r>
     </w:p>
     <w:p>
@@ -4192,8 +4161,44 @@
           <w:color w:val="305496"/>
           <w:sz w:val="22"/>
         </w:rPr>
-        <w:t xml:space="preserve">u = (0,6·0 + 0,4·5)/(0,6 + 0,4)</w:t>
-      </w:r>
+        <w:t xml:space="preserve">Jika e Positif Kecil maka u Positif Kecil; kekuatan 0,4</w:t>
+      </w:r>
+    </w:p>
+    <w:p>
+      <w:pPr>
+        <w:spacing w:line="360" w:lineRule="auto" w:after="120"/>
+        <w:jc w:val="both"/>
+      </w:pPr>
+      <w:r>
+        <w:rPr>
+          <w:rFonts w:ascii="Arial" w:hAnsi="Arial" w:cs="Arial"/>
+          <w:b w:val="0"/>
+          <w:i w:val="0"/>
+          <w:sz w:val="22"/>
+        </w:rPr>
+        <w:t xml:space="preserve">Aturan kedua ikut aktif dengan kekuatan lebih rendah.</w:t>
+      </w:r>
+    </w:p>
+    <w:p>
+      <w:pPr>
+        <w:spacing w:line="360" w:lineRule="auto" w:after="120"/>
+        <w:jc w:val="both"/>
+      </w:pPr>
+      <w:r>
+        <w:rPr>
+          <w:rFonts w:ascii="Arial" w:hAnsi="Arial" w:cs="Arial"/>
+          <w:b w:val="0"/>
+          <w:i w:val="0"/>
+          <w:sz w:val="22"/>
+        </w:rPr>
+        <w:t xml:space="preserve">5. Wakil himpunan keluaran</w:t>
+      </w:r>
+    </w:p>
+    <w:p>
+      <w:pPr>
+        <w:spacing w:before="40" w:after="120"/>
+        <w:jc w:val="center"/>
+      </w:pPr>
       <w:r>
         <w:rPr>
           <w:rFonts w:ascii="Arial" w:hAnsi="Arial" w:cs="Arial"/>
@@ -4202,52 +4207,55 @@
           <w:color w:val="305496"/>
           <w:sz w:val="22"/>
         </w:rPr>
-        <w:t xml:space="preserve">   (6)</w:t>
-      </w:r>
-    </w:p>
-    <w:p>
-      <w:pPr>
-        <w:spacing w:line="360" w:lineRule="auto" w:after="120"/>
-        <w:jc w:val="both"/>
-      </w:pPr>
-      <w:r>
-        <w:rPr>
-          <w:rFonts w:ascii="Arial" w:hAnsi="Arial" w:cs="Arial"/>
-          <w:b w:val="0"/>
-          <w:i w:val="0"/>
-          <w:sz w:val="22"/>
-        </w:rPr>
-        <w:t xml:space="preserve">Rata-rata berbobot kekuatan aturan.</w:t>
-      </w:r>
-      <w:r>
-        <w:rPr>
-          <w:rFonts w:ascii="Arial" w:hAnsi="Arial" w:cs="Arial"/>
-          <w:b w:val="0"/>
-          <w:i w:val="0"/>
-          <w:sz w:val="22"/>
-        </w:rPr>
-        <w:t xml:space="preserve"> Persamaan (7) memadatkan aturan tersebut.</w:t>
-      </w:r>
-    </w:p>
-    <w:p>
-      <w:pPr>
-        <w:spacing w:line="360" w:lineRule="auto" w:after="120"/>
-        <w:jc w:val="both"/>
-      </w:pPr>
-      <w:r>
-        <w:rPr>
-          <w:rFonts w:ascii="Arial" w:hAnsi="Arial" w:cs="Arial"/>
-          <w:b w:val="0"/>
-          <w:i w:val="0"/>
-          <w:sz w:val="22"/>
-        </w:rPr>
-        <w:t xml:space="preserve">7. Hasil akhir</w:t>
-      </w:r>
-    </w:p>
-    <w:p>
-      <w:pPr>
+        <w:t xml:space="preserve">u Nol berpusat di 0 ; u Positif Kecil berpusat di 5</w:t>
+      </w:r>
+    </w:p>
+    <w:p>
+      <w:pPr>
+        <w:spacing w:line="360" w:lineRule="auto" w:after="120"/>
+        <w:jc w:val="both"/>
+      </w:pPr>
+      <w:r>
+        <w:rPr>
+          <w:rFonts w:ascii="Arial" w:hAnsi="Arial" w:cs="Arial"/>
+          <w:b w:val="0"/>
+          <w:i w:val="0"/>
+          <w:sz w:val="22"/>
+        </w:rPr>
+        <w:t xml:space="preserve">Dipakai pusat masing-masing himpunan keluaran.</w:t>
+      </w:r>
+      <w:r>
+        <w:rPr>
+          <w:rFonts w:ascii="Arial" w:hAnsi="Arial" w:cs="Arial"/>
+          <w:b w:val="0"/>
+          <w:i w:val="0"/>
+          <w:sz w:val="22"/>
+        </w:rPr>
+        <w:t xml:space="preserve"> Bentuk ringkasnya dituliskan pada Persamaan (6).</w:t>
+      </w:r>
+    </w:p>
+    <w:p>
+      <w:pPr>
+        <w:spacing w:line="360" w:lineRule="auto" w:after="120"/>
+        <w:jc w:val="both"/>
+      </w:pPr>
+      <w:r>
+        <w:rPr>
+          <w:rFonts w:ascii="Arial" w:hAnsi="Arial" w:cs="Arial"/>
+          <w:b w:val="0"/>
+          <w:i w:val="0"/>
+          <w:sz w:val="22"/>
+        </w:rPr>
+        <w:t xml:space="preserve">6. Defuzzifikasi berbobot</w:t>
+      </w:r>
+    </w:p>
+    <w:p>
+      <w:pPr>
+        <w:tabs>
+          <w:tab w:val="center" w:pos="4393"/>
+          <w:tab w:val="right" w:pos="8787"/>
+        </w:tabs>
         <w:spacing w:before="40" w:after="120"/>
-        <w:jc w:val="center"/>
       </w:pPr>
       <w:r>
         <w:rPr>
@@ -4257,7 +4265,7 @@
           <w:color w:val="305496"/>
           <w:sz w:val="22"/>
         </w:rPr>
-        <w:t xml:space="preserve">u = 2,0/1,0 = 2,0</w:t>
+        <w:tab/>
       </w:r>
       <w:r>
         <w:rPr>
@@ -4267,7 +4275,97 @@
           <w:color w:val="305496"/>
           <w:sz w:val="22"/>
         </w:rPr>
-        <w:t xml:space="preserve">   (7)</w:t>
+        <w:t xml:space="preserve">u = (0,6·0 + 0,4·5)/(0,6 + 0,4)</w:t>
+      </w:r>
+      <w:r>
+        <w:rPr>
+          <w:rFonts w:ascii="Arial" w:hAnsi="Arial" w:cs="Arial"/>
+          <w:b/>
+          <w:i/>
+          <w:color w:val="305496"/>
+          <w:sz w:val="22"/>
+        </w:rPr>
+        <w:tab/>
+        <w:t xml:space="preserve">(6)</w:t>
+      </w:r>
+    </w:p>
+    <w:p>
+      <w:pPr>
+        <w:spacing w:line="360" w:lineRule="auto" w:after="120"/>
+        <w:jc w:val="both"/>
+      </w:pPr>
+      <w:r>
+        <w:rPr>
+          <w:rFonts w:ascii="Arial" w:hAnsi="Arial" w:cs="Arial"/>
+          <w:b w:val="0"/>
+          <w:i w:val="0"/>
+          <w:sz w:val="22"/>
+        </w:rPr>
+        <w:t xml:space="preserve">Rata-rata berbobot kekuatan aturan.</w:t>
+      </w:r>
+      <w:r>
+        <w:rPr>
+          <w:rFonts w:ascii="Arial" w:hAnsi="Arial" w:cs="Arial"/>
+          <w:b w:val="0"/>
+          <w:i w:val="0"/>
+          <w:sz w:val="22"/>
+        </w:rPr>
+        <w:t xml:space="preserve"> Persamaan (7) memadatkan aturan tersebut.</w:t>
+      </w:r>
+    </w:p>
+    <w:p>
+      <w:pPr>
+        <w:spacing w:line="360" w:lineRule="auto" w:after="120"/>
+        <w:jc w:val="both"/>
+      </w:pPr>
+      <w:r>
+        <w:rPr>
+          <w:rFonts w:ascii="Arial" w:hAnsi="Arial" w:cs="Arial"/>
+          <w:b w:val="0"/>
+          <w:i w:val="0"/>
+          <w:sz w:val="22"/>
+        </w:rPr>
+        <w:t xml:space="preserve">7. Hasil akhir</w:t>
+      </w:r>
+    </w:p>
+    <w:p>
+      <w:pPr>
+        <w:tabs>
+          <w:tab w:val="center" w:pos="4393"/>
+          <w:tab w:val="right" w:pos="8787"/>
+        </w:tabs>
+        <w:spacing w:before="40" w:after="120"/>
+      </w:pPr>
+      <w:r>
+        <w:rPr>
+          <w:rFonts w:ascii="Arial" w:hAnsi="Arial" w:cs="Arial"/>
+          <w:b/>
+          <w:i/>
+          <w:color w:val="305496"/>
+          <w:sz w:val="22"/>
+        </w:rPr>
+        <w:tab/>
+      </w:r>
+      <w:r>
+        <w:rPr>
+          <w:rFonts w:ascii="Arial" w:hAnsi="Arial" w:cs="Arial"/>
+          <w:b/>
+          <w:i/>
+          <w:color w:val="305496"/>
+          <w:sz w:val="22"/>
+        </w:rPr>
+        <w:t xml:space="preserve">u = 2,0/1,0 = 2,0</w:t>
+      </w:r>
+      <w:r>
+        <w:rPr>
+          <w:rFonts w:ascii="Arial" w:hAnsi="Arial" w:cs="Arial"/>
+          <w:b/>
+          <w:i/>
+          <w:color w:val="305496"/>
+          <w:sz w:val="22"/>
+        </w:rPr>
+        <w:tab/>
+        <w:t xml:space="preserve">(7)</w:t>
       </w:r>
     </w:p>
     <w:p>
@@ -4364,8 +4462,11 @@
     </w:p>
     <w:p>
       <w:pPr>
+        <w:tabs>
+          <w:tab w:val="center" w:pos="4393"/>
+          <w:tab w:val="right" w:pos="8787"/>
+        </w:tabs>
         <w:spacing w:before="40" w:after="120"/>
-        <w:jc w:val="center"/>
       </w:pPr>
       <w:r>
         <w:rPr>
@@ -4375,7 +4476,7 @@
           <w:color w:val="305496"/>
           <w:sz w:val="22"/>
         </w:rPr>
-        <w:t xml:space="preserve">e Nol dan de Nol → u Nol; kekuatan min(0,4 ; 0,7) = 0,4</w:t>
+        <w:tab/>
       </w:r>
       <w:r>
         <w:rPr>
@@ -4385,53 +4486,8 @@
           <w:color w:val="305496"/>
           <w:sz w:val="22"/>
         </w:rPr>
-        <w:t xml:space="preserve">   (8)</w:t>
-      </w:r>
-    </w:p>
-    <w:p>
-      <w:pPr>
-        <w:spacing w:line="360" w:lineRule="auto" w:after="120"/>
-        <w:jc w:val="both"/>
-      </w:pPr>
-      <w:r>
-        <w:rPr>
-          <w:rFonts w:ascii="Arial" w:hAnsi="Arial" w:cs="Arial"/>
-          <w:b w:val="0"/>
-          <w:i w:val="0"/>
-          <w:sz w:val="22"/>
-        </w:rPr>
-        <w:t xml:space="preserve">Operasi minimum mengambil yang terlemah.</w:t>
-      </w:r>
-      <w:r>
-        <w:rPr>
-          <w:rFonts w:ascii="Arial" w:hAnsi="Arial" w:cs="Arial"/>
-          <w:b w:val="0"/>
-          <w:i w:val="0"/>
-          <w:sz w:val="22"/>
-        </w:rPr>
-        <w:t xml:space="preserve"> Hubungan ini dirangkum dalam Persamaan (9).</w:t>
-      </w:r>
-    </w:p>
-    <w:p>
-      <w:pPr>
-        <w:spacing w:line="360" w:lineRule="auto" w:after="120"/>
-        <w:jc w:val="both"/>
-      </w:pPr>
-      <w:r>
-        <w:rPr>
-          <w:rFonts w:ascii="Arial" w:hAnsi="Arial" w:cs="Arial"/>
-          <w:b w:val="0"/>
-          <w:i w:val="0"/>
-          <w:sz w:val="22"/>
-        </w:rPr>
-        <w:t xml:space="preserve">2. Aturan 2</w:t>
-      </w:r>
-    </w:p>
-    <w:p>
-      <w:pPr>
-        <w:spacing w:before="40" w:after="120"/>
-        <w:jc w:val="center"/>
-      </w:pPr>
+        <w:t xml:space="preserve">e Nol dan de Nol → u Nol; kekuatan min(0,4 ; 0,7) = 0,4</w:t>
+      </w:r>
       <w:r>
         <w:rPr>
           <w:rFonts w:ascii="Arial" w:hAnsi="Arial" w:cs="Arial"/>
@@ -4440,8 +4496,57 @@
           <w:color w:val="305496"/>
           <w:sz w:val="22"/>
         </w:rPr>
-        <w:t xml:space="preserve">e PK dan de Nol → u PK; kekuatan min(0,6 ; 0,7) = 0,6</w:t>
-      </w:r>
+        <w:tab/>
+        <w:t xml:space="preserve">(8)</w:t>
+      </w:r>
+    </w:p>
+    <w:p>
+      <w:pPr>
+        <w:spacing w:line="360" w:lineRule="auto" w:after="120"/>
+        <w:jc w:val="both"/>
+      </w:pPr>
+      <w:r>
+        <w:rPr>
+          <w:rFonts w:ascii="Arial" w:hAnsi="Arial" w:cs="Arial"/>
+          <w:b w:val="0"/>
+          <w:i w:val="0"/>
+          <w:sz w:val="22"/>
+        </w:rPr>
+        <w:t xml:space="preserve">Operasi minimum mengambil yang terlemah.</w:t>
+      </w:r>
+      <w:r>
+        <w:rPr>
+          <w:rFonts w:ascii="Arial" w:hAnsi="Arial" w:cs="Arial"/>
+          <w:b w:val="0"/>
+          <w:i w:val="0"/>
+          <w:sz w:val="22"/>
+        </w:rPr>
+        <w:t xml:space="preserve"> Hubungan ini dirangkum dalam Persamaan (9).</w:t>
+      </w:r>
+    </w:p>
+    <w:p>
+      <w:pPr>
+        <w:spacing w:line="360" w:lineRule="auto" w:after="120"/>
+        <w:jc w:val="both"/>
+      </w:pPr>
+      <w:r>
+        <w:rPr>
+          <w:rFonts w:ascii="Arial" w:hAnsi="Arial" w:cs="Arial"/>
+          <w:b w:val="0"/>
+          <w:i w:val="0"/>
+          <w:sz w:val="22"/>
+        </w:rPr>
+        <w:t xml:space="preserve">2. Aturan 2</w:t>
+      </w:r>
+    </w:p>
+    <w:p>
+      <w:pPr>
+        <w:tabs>
+          <w:tab w:val="center" w:pos="4393"/>
+          <w:tab w:val="right" w:pos="8787"/>
+        </w:tabs>
+        <w:spacing w:before="40" w:after="120"/>
+      </w:pPr>
       <w:r>
         <w:rPr>
           <w:rFonts w:ascii="Arial" w:hAnsi="Arial" w:cs="Arial"/>
@@ -4450,53 +4555,8 @@
           <w:color w:val="305496"/>
           <w:sz w:val="22"/>
         </w:rPr>
-        <w:t xml:space="preserve">   (9)</w:t>
-      </w:r>
-    </w:p>
-    <w:p>
-      <w:pPr>
-        <w:spacing w:line="360" w:lineRule="auto" w:after="120"/>
-        <w:jc w:val="both"/>
-      </w:pPr>
-      <w:r>
-        <w:rPr>
-          <w:rFonts w:ascii="Arial" w:hAnsi="Arial" w:cs="Arial"/>
-          <w:b w:val="0"/>
-          <w:i w:val="0"/>
-          <w:sz w:val="22"/>
-        </w:rPr>
-        <w:t xml:space="preserve">Aturan terkuat pada keadaan ini.</w:t>
-      </w:r>
-      <w:r>
-        <w:rPr>
-          <w:rFonts w:ascii="Arial" w:hAnsi="Arial" w:cs="Arial"/>
-          <w:b w:val="0"/>
-          <w:i w:val="0"/>
-          <w:sz w:val="22"/>
-        </w:rPr>
-        <w:t xml:space="preserve"> Bentuk ringkasnya dituliskan pada Persamaan (10).</w:t>
-      </w:r>
-    </w:p>
-    <w:p>
-      <w:pPr>
-        <w:spacing w:line="360" w:lineRule="auto" w:after="120"/>
-        <w:jc w:val="both"/>
-      </w:pPr>
-      <w:r>
-        <w:rPr>
-          <w:rFonts w:ascii="Arial" w:hAnsi="Arial" w:cs="Arial"/>
-          <w:b w:val="0"/>
-          <w:i w:val="0"/>
-          <w:sz w:val="22"/>
-        </w:rPr>
-        <w:t xml:space="preserve">3. Aturan 3</w:t>
-      </w:r>
-    </w:p>
-    <w:p>
-      <w:pPr>
-        <w:spacing w:before="40" w:after="120"/>
-        <w:jc w:val="center"/>
-      </w:pPr>
+        <w:tab/>
+      </w:r>
       <w:r>
         <w:rPr>
           <w:rFonts w:ascii="Arial" w:hAnsi="Arial" w:cs="Arial"/>
@@ -4505,7 +4565,7 @@
           <w:color w:val="305496"/>
           <w:sz w:val="22"/>
         </w:rPr>
-        <w:t xml:space="preserve">e Nol dan de NK → u NK; kekuatan min(0,4 ; 0,3) = 0,3</w:t>
+        <w:t xml:space="preserve">e PK dan de Nol → u PK; kekuatan min(0,6 ; 0,7) = 0,6</w:t>
       </w:r>
       <w:r>
         <w:rPr>
@@ -4515,52 +4575,56 @@
           <w:color w:val="305496"/>
           <w:sz w:val="22"/>
         </w:rPr>
-        <w:t xml:space="preserve">   (10)</w:t>
-      </w:r>
-    </w:p>
-    <w:p>
-      <w:pPr>
-        <w:spacing w:line="360" w:lineRule="auto" w:after="120"/>
-        <w:jc w:val="both"/>
-      </w:pPr>
-      <w:r>
-        <w:rPr>
-          <w:rFonts w:ascii="Arial" w:hAnsi="Arial" w:cs="Arial"/>
-          <w:b w:val="0"/>
-          <w:i w:val="0"/>
-          <w:sz w:val="22"/>
-        </w:rPr>
-        <w:t xml:space="preserve">Laju error negatif menarik keluaran ke bawah.</w:t>
-      </w:r>
-      <w:r>
-        <w:rPr>
-          <w:rFonts w:ascii="Arial" w:hAnsi="Arial" w:cs="Arial"/>
-          <w:b w:val="0"/>
-          <w:i w:val="0"/>
-          <w:sz w:val="22"/>
-        </w:rPr>
-        <w:t xml:space="preserve"> Persamaan (11) memadatkan aturan tersebut.</w:t>
-      </w:r>
-    </w:p>
-    <w:p>
-      <w:pPr>
-        <w:spacing w:line="360" w:lineRule="auto" w:after="120"/>
-        <w:jc w:val="both"/>
-      </w:pPr>
-      <w:r>
-        <w:rPr>
-          <w:rFonts w:ascii="Arial" w:hAnsi="Arial" w:cs="Arial"/>
-          <w:b w:val="0"/>
-          <w:i w:val="0"/>
-          <w:sz w:val="22"/>
-        </w:rPr>
-        <w:t xml:space="preserve">4. Aturan 4</w:t>
-      </w:r>
-    </w:p>
-    <w:p>
-      <w:pPr>
+        <w:tab/>
+        <w:t xml:space="preserve">(9)</w:t>
+      </w:r>
+    </w:p>
+    <w:p>
+      <w:pPr>
+        <w:spacing w:line="360" w:lineRule="auto" w:after="120"/>
+        <w:jc w:val="both"/>
+      </w:pPr>
+      <w:r>
+        <w:rPr>
+          <w:rFonts w:ascii="Arial" w:hAnsi="Arial" w:cs="Arial"/>
+          <w:b w:val="0"/>
+          <w:i w:val="0"/>
+          <w:sz w:val="22"/>
+        </w:rPr>
+        <w:t xml:space="preserve">Aturan terkuat pada keadaan ini.</w:t>
+      </w:r>
+      <w:r>
+        <w:rPr>
+          <w:rFonts w:ascii="Arial" w:hAnsi="Arial" w:cs="Arial"/>
+          <w:b w:val="0"/>
+          <w:i w:val="0"/>
+          <w:sz w:val="22"/>
+        </w:rPr>
+        <w:t xml:space="preserve"> Bentuk ringkasnya dituliskan pada Persamaan (10).</w:t>
+      </w:r>
+    </w:p>
+    <w:p>
+      <w:pPr>
+        <w:spacing w:line="360" w:lineRule="auto" w:after="120"/>
+        <w:jc w:val="both"/>
+      </w:pPr>
+      <w:r>
+        <w:rPr>
+          <w:rFonts w:ascii="Arial" w:hAnsi="Arial" w:cs="Arial"/>
+          <w:b w:val="0"/>
+          <w:i w:val="0"/>
+          <w:sz w:val="22"/>
+        </w:rPr>
+        <w:t xml:space="preserve">3. Aturan 3</w:t>
+      </w:r>
+    </w:p>
+    <w:p>
+      <w:pPr>
+        <w:tabs>
+          <w:tab w:val="center" w:pos="4393"/>
+          <w:tab w:val="right" w:pos="8787"/>
+        </w:tabs>
         <w:spacing w:before="40" w:after="120"/>
-        <w:jc w:val="center"/>
       </w:pPr>
       <w:r>
         <w:rPr>
@@ -4570,7 +4634,7 @@
           <w:color w:val="305496"/>
           <w:sz w:val="22"/>
         </w:rPr>
-        <w:t xml:space="preserve">e PK dan de NK → u Nol; kekuatan min(0,6 ; 0,3) = 0,3</w:t>
+        <w:tab/>
       </w:r>
       <w:r>
         <w:rPr>
@@ -4580,53 +4644,8 @@
           <w:color w:val="305496"/>
           <w:sz w:val="22"/>
         </w:rPr>
-        <w:t xml:space="preserve">   (11)</w:t>
-      </w:r>
-    </w:p>
-    <w:p>
-      <w:pPr>
-        <w:spacing w:line="360" w:lineRule="auto" w:after="120"/>
-        <w:jc w:val="both"/>
-      </w:pPr>
-      <w:r>
-        <w:rPr>
-          <w:rFonts w:ascii="Arial" w:hAnsi="Arial" w:cs="Arial"/>
-          <w:b w:val="0"/>
-          <w:i w:val="0"/>
-          <w:sz w:val="22"/>
-        </w:rPr>
-        <w:t xml:space="preserve">Kedua pengaruh saling meniadakan.</w:t>
-      </w:r>
-      <w:r>
-        <w:rPr>
-          <w:rFonts w:ascii="Arial" w:hAnsi="Arial" w:cs="Arial"/>
-          <w:b w:val="0"/>
-          <w:i w:val="0"/>
-          <w:sz w:val="22"/>
-        </w:rPr>
-        <w:t xml:space="preserve"> Rangkuman kuantitatifnya tertulis pada Persamaan (12).</w:t>
-      </w:r>
-    </w:p>
-    <w:p>
-      <w:pPr>
-        <w:spacing w:line="360" w:lineRule="auto" w:after="120"/>
-        <w:jc w:val="both"/>
-      </w:pPr>
-      <w:r>
-        <w:rPr>
-          <w:rFonts w:ascii="Arial" w:hAnsi="Arial" w:cs="Arial"/>
-          <w:b w:val="0"/>
-          <w:i w:val="0"/>
-          <w:sz w:val="22"/>
-        </w:rPr>
-        <w:t xml:space="preserve">5. Hitung pembilang</w:t>
-      </w:r>
-    </w:p>
-    <w:p>
-      <w:pPr>
-        <w:spacing w:before="40" w:after="120"/>
-        <w:jc w:val="center"/>
-      </w:pPr>
+        <w:t xml:space="preserve">e Nol dan de NK → u NK; kekuatan min(0,4 ; 0,3) = 0,3</w:t>
+      </w:r>
       <w:r>
         <w:rPr>
           <w:rFonts w:ascii="Arial" w:hAnsi="Arial" w:cs="Arial"/>
@@ -4635,8 +4654,57 @@
           <w:color w:val="305496"/>
           <w:sz w:val="22"/>
         </w:rPr>
-        <w:t xml:space="preserve">0,4·0 + 0,6·5 + 0,3·(-5) + 0,3·0 = 1,5</w:t>
-      </w:r>
+        <w:tab/>
+        <w:t xml:space="preserve">(10)</w:t>
+      </w:r>
+    </w:p>
+    <w:p>
+      <w:pPr>
+        <w:spacing w:line="360" w:lineRule="auto" w:after="120"/>
+        <w:jc w:val="both"/>
+      </w:pPr>
+      <w:r>
+        <w:rPr>
+          <w:rFonts w:ascii="Arial" w:hAnsi="Arial" w:cs="Arial"/>
+          <w:b w:val="0"/>
+          <w:i w:val="0"/>
+          <w:sz w:val="22"/>
+        </w:rPr>
+        <w:t xml:space="preserve">Laju error negatif menarik keluaran ke bawah.</w:t>
+      </w:r>
+      <w:r>
+        <w:rPr>
+          <w:rFonts w:ascii="Arial" w:hAnsi="Arial" w:cs="Arial"/>
+          <w:b w:val="0"/>
+          <w:i w:val="0"/>
+          <w:sz w:val="22"/>
+        </w:rPr>
+        <w:t xml:space="preserve"> Persamaan (11) memadatkan aturan tersebut.</w:t>
+      </w:r>
+    </w:p>
+    <w:p>
+      <w:pPr>
+        <w:spacing w:line="360" w:lineRule="auto" w:after="120"/>
+        <w:jc w:val="both"/>
+      </w:pPr>
+      <w:r>
+        <w:rPr>
+          <w:rFonts w:ascii="Arial" w:hAnsi="Arial" w:cs="Arial"/>
+          <w:b w:val="0"/>
+          <w:i w:val="0"/>
+          <w:sz w:val="22"/>
+        </w:rPr>
+        <w:t xml:space="preserve">4. Aturan 4</w:t>
+      </w:r>
+    </w:p>
+    <w:p>
+      <w:pPr>
+        <w:tabs>
+          <w:tab w:val="center" w:pos="4393"/>
+          <w:tab w:val="right" w:pos="8787"/>
+        </w:tabs>
+        <w:spacing w:before="40" w:after="120"/>
+      </w:pPr>
       <w:r>
         <w:rPr>
           <w:rFonts w:ascii="Arial" w:hAnsi="Arial" w:cs="Arial"/>
@@ -4645,53 +4713,8 @@
           <w:color w:val="305496"/>
           <w:sz w:val="22"/>
         </w:rPr>
-        <w:t xml:space="preserve">   (12)</w:t>
-      </w:r>
-    </w:p>
-    <w:p>
-      <w:pPr>
-        <w:spacing w:line="360" w:lineRule="auto" w:after="120"/>
-        <w:jc w:val="both"/>
-      </w:pPr>
-      <w:r>
-        <w:rPr>
-          <w:rFonts w:ascii="Arial" w:hAnsi="Arial" w:cs="Arial"/>
-          <w:b w:val="0"/>
-          <w:i w:val="0"/>
-          <w:sz w:val="22"/>
-        </w:rPr>
-        <w:t xml:space="preserve">Jumlah kekuatan dikali pusat keluarannya.</w:t>
-      </w:r>
-      <w:r>
-        <w:rPr>
-          <w:rFonts w:ascii="Arial" w:hAnsi="Arial" w:cs="Arial"/>
-          <w:b w:val="0"/>
-          <w:i w:val="0"/>
-          <w:sz w:val="22"/>
-        </w:rPr>
-        <w:t xml:space="preserve"> Hubungan ini dirangkum dalam Persamaan (13).</w:t>
-      </w:r>
-    </w:p>
-    <w:p>
-      <w:pPr>
-        <w:spacing w:line="360" w:lineRule="auto" w:after="120"/>
-        <w:jc w:val="both"/>
-      </w:pPr>
-      <w:r>
-        <w:rPr>
-          <w:rFonts w:ascii="Arial" w:hAnsi="Arial" w:cs="Arial"/>
-          <w:b w:val="0"/>
-          <w:i w:val="0"/>
-          <w:sz w:val="22"/>
-        </w:rPr>
-        <w:t xml:space="preserve">6. Hitung penyebut</w:t>
-      </w:r>
-    </w:p>
-    <w:p>
-      <w:pPr>
-        <w:spacing w:before="40" w:after="120"/>
-        <w:jc w:val="center"/>
-      </w:pPr>
+        <w:tab/>
+      </w:r>
       <w:r>
         <w:rPr>
           <w:rFonts w:ascii="Arial" w:hAnsi="Arial" w:cs="Arial"/>
@@ -4700,7 +4723,7 @@
           <w:color w:val="305496"/>
           <w:sz w:val="22"/>
         </w:rPr>
-        <w:t xml:space="preserve">0,4 + 0,6 + 0,3 + 0,3 = 1,6</w:t>
+        <w:t xml:space="preserve">e PK dan de NK → u Nol; kekuatan min(0,6 ; 0,3) = 0,3</w:t>
       </w:r>
       <w:r>
         <w:rPr>
@@ -4710,52 +4733,56 @@
           <w:color w:val="305496"/>
           <w:sz w:val="22"/>
         </w:rPr>
-        <w:t xml:space="preserve">   (13)</w:t>
-      </w:r>
-    </w:p>
-    <w:p>
-      <w:pPr>
-        <w:spacing w:line="360" w:lineRule="auto" w:after="120"/>
-        <w:jc w:val="both"/>
-      </w:pPr>
-      <w:r>
-        <w:rPr>
-          <w:rFonts w:ascii="Arial" w:hAnsi="Arial" w:cs="Arial"/>
-          <w:b w:val="0"/>
-          <w:i w:val="0"/>
-          <w:sz w:val="22"/>
-        </w:rPr>
-        <w:t xml:space="preserve">Jumlah seluruh kekuatan aturan.</w:t>
-      </w:r>
-      <w:r>
-        <w:rPr>
-          <w:rFonts w:ascii="Arial" w:hAnsi="Arial" w:cs="Arial"/>
-          <w:b w:val="0"/>
-          <w:i w:val="0"/>
-          <w:sz w:val="22"/>
-        </w:rPr>
-        <w:t xml:space="preserve"> Bentuk ringkasnya dituliskan pada Persamaan (14).</w:t>
-      </w:r>
-    </w:p>
-    <w:p>
-      <w:pPr>
-        <w:spacing w:line="360" w:lineRule="auto" w:after="120"/>
-        <w:jc w:val="both"/>
-      </w:pPr>
-      <w:r>
-        <w:rPr>
-          <w:rFonts w:ascii="Arial" w:hAnsi="Arial" w:cs="Arial"/>
-          <w:b w:val="0"/>
-          <w:i w:val="0"/>
-          <w:sz w:val="22"/>
-        </w:rPr>
-        <w:t xml:space="preserve">7. Defuzzifikasi</w:t>
-      </w:r>
-    </w:p>
-    <w:p>
-      <w:pPr>
+        <w:tab/>
+        <w:t xml:space="preserve">(11)</w:t>
+      </w:r>
+    </w:p>
+    <w:p>
+      <w:pPr>
+        <w:spacing w:line="360" w:lineRule="auto" w:after="120"/>
+        <w:jc w:val="both"/>
+      </w:pPr>
+      <w:r>
+        <w:rPr>
+          <w:rFonts w:ascii="Arial" w:hAnsi="Arial" w:cs="Arial"/>
+          <w:b w:val="0"/>
+          <w:i w:val="0"/>
+          <w:sz w:val="22"/>
+        </w:rPr>
+        <w:t xml:space="preserve">Kedua pengaruh saling meniadakan.</w:t>
+      </w:r>
+      <w:r>
+        <w:rPr>
+          <w:rFonts w:ascii="Arial" w:hAnsi="Arial" w:cs="Arial"/>
+          <w:b w:val="0"/>
+          <w:i w:val="0"/>
+          <w:sz w:val="22"/>
+        </w:rPr>
+        <w:t xml:space="preserve"> Rangkuman kuantitatifnya tertulis pada Persamaan (12).</w:t>
+      </w:r>
+    </w:p>
+    <w:p>
+      <w:pPr>
+        <w:spacing w:line="360" w:lineRule="auto" w:after="120"/>
+        <w:jc w:val="both"/>
+      </w:pPr>
+      <w:r>
+        <w:rPr>
+          <w:rFonts w:ascii="Arial" w:hAnsi="Arial" w:cs="Arial"/>
+          <w:b w:val="0"/>
+          <w:i w:val="0"/>
+          <w:sz w:val="22"/>
+        </w:rPr>
+        <w:t xml:space="preserve">5. Hitung pembilang</w:t>
+      </w:r>
+    </w:p>
+    <w:p>
+      <w:pPr>
+        <w:tabs>
+          <w:tab w:val="center" w:pos="4393"/>
+          <w:tab w:val="right" w:pos="8787"/>
+        </w:tabs>
         <w:spacing w:before="40" w:after="120"/>
-        <w:jc w:val="center"/>
       </w:pPr>
       <w:r>
         <w:rPr>
@@ -4765,7 +4792,7 @@
           <w:color w:val="305496"/>
           <w:sz w:val="22"/>
         </w:rPr>
-        <w:t xml:space="preserve">u = 1,5/1,6 = 0,9375</w:t>
+        <w:tab/>
       </w:r>
       <w:r>
         <w:rPr>
@@ -4775,7 +4802,176 @@
           <w:color w:val="305496"/>
           <w:sz w:val="22"/>
         </w:rPr>
-        <w:t xml:space="preserve">   (14)</w:t>
+        <w:t xml:space="preserve">0,4·0 + 0,6·5 + 0,3·(-5) + 0,3·0 = 1,5</w:t>
+      </w:r>
+      <w:r>
+        <w:rPr>
+          <w:rFonts w:ascii="Arial" w:hAnsi="Arial" w:cs="Arial"/>
+          <w:b/>
+          <w:i/>
+          <w:color w:val="305496"/>
+          <w:sz w:val="22"/>
+        </w:rPr>
+        <w:tab/>
+        <w:t xml:space="preserve">(12)</w:t>
+      </w:r>
+    </w:p>
+    <w:p>
+      <w:pPr>
+        <w:spacing w:line="360" w:lineRule="auto" w:after="120"/>
+        <w:jc w:val="both"/>
+      </w:pPr>
+      <w:r>
+        <w:rPr>
+          <w:rFonts w:ascii="Arial" w:hAnsi="Arial" w:cs="Arial"/>
+          <w:b w:val="0"/>
+          <w:i w:val="0"/>
+          <w:sz w:val="22"/>
+        </w:rPr>
+        <w:t xml:space="preserve">Jumlah kekuatan dikali pusat keluarannya.</w:t>
+      </w:r>
+      <w:r>
+        <w:rPr>
+          <w:rFonts w:ascii="Arial" w:hAnsi="Arial" w:cs="Arial"/>
+          <w:b w:val="0"/>
+          <w:i w:val="0"/>
+          <w:sz w:val="22"/>
+        </w:rPr>
+        <w:t xml:space="preserve"> Hubungan ini dirangkum dalam Persamaan (13).</w:t>
+      </w:r>
+    </w:p>
+    <w:p>
+      <w:pPr>
+        <w:spacing w:line="360" w:lineRule="auto" w:after="120"/>
+        <w:jc w:val="both"/>
+      </w:pPr>
+      <w:r>
+        <w:rPr>
+          <w:rFonts w:ascii="Arial" w:hAnsi="Arial" w:cs="Arial"/>
+          <w:b w:val="0"/>
+          <w:i w:val="0"/>
+          <w:sz w:val="22"/>
+        </w:rPr>
+        <w:t xml:space="preserve">6. Hitung penyebut</w:t>
+      </w:r>
+    </w:p>
+    <w:p>
+      <w:pPr>
+        <w:tabs>
+          <w:tab w:val="center" w:pos="4393"/>
+          <w:tab w:val="right" w:pos="8787"/>
+        </w:tabs>
+        <w:spacing w:before="40" w:after="120"/>
+      </w:pPr>
+      <w:r>
+        <w:rPr>
+          <w:rFonts w:ascii="Arial" w:hAnsi="Arial" w:cs="Arial"/>
+          <w:b/>
+          <w:i/>
+          <w:color w:val="305496"/>
+          <w:sz w:val="22"/>
+        </w:rPr>
+        <w:tab/>
+      </w:r>
+      <w:r>
+        <w:rPr>
+          <w:rFonts w:ascii="Arial" w:hAnsi="Arial" w:cs="Arial"/>
+          <w:b/>
+          <w:i/>
+          <w:color w:val="305496"/>
+          <w:sz w:val="22"/>
+        </w:rPr>
+        <w:t xml:space="preserve">0,4 + 0,6 + 0,3 + 0,3 = 1,6</w:t>
+      </w:r>
+      <w:r>
+        <w:rPr>
+          <w:rFonts w:ascii="Arial" w:hAnsi="Arial" w:cs="Arial"/>
+          <w:b/>
+          <w:i/>
+          <w:color w:val="305496"/>
+          <w:sz w:val="22"/>
+        </w:rPr>
+        <w:tab/>
+        <w:t xml:space="preserve">(13)</w:t>
+      </w:r>
+    </w:p>
+    <w:p>
+      <w:pPr>
+        <w:spacing w:line="360" w:lineRule="auto" w:after="120"/>
+        <w:jc w:val="both"/>
+      </w:pPr>
+      <w:r>
+        <w:rPr>
+          <w:rFonts w:ascii="Arial" w:hAnsi="Arial" w:cs="Arial"/>
+          <w:b w:val="0"/>
+          <w:i w:val="0"/>
+          <w:sz w:val="22"/>
+        </w:rPr>
+        <w:t xml:space="preserve">Jumlah seluruh kekuatan aturan.</w:t>
+      </w:r>
+      <w:r>
+        <w:rPr>
+          <w:rFonts w:ascii="Arial" w:hAnsi="Arial" w:cs="Arial"/>
+          <w:b w:val="0"/>
+          <w:i w:val="0"/>
+          <w:sz w:val="22"/>
+        </w:rPr>
+        <w:t xml:space="preserve"> Bentuk ringkasnya dituliskan pada Persamaan (14).</w:t>
+      </w:r>
+    </w:p>
+    <w:p>
+      <w:pPr>
+        <w:spacing w:line="360" w:lineRule="auto" w:after="120"/>
+        <w:jc w:val="both"/>
+      </w:pPr>
+      <w:r>
+        <w:rPr>
+          <w:rFonts w:ascii="Arial" w:hAnsi="Arial" w:cs="Arial"/>
+          <w:b w:val="0"/>
+          <w:i w:val="0"/>
+          <w:sz w:val="22"/>
+        </w:rPr>
+        <w:t xml:space="preserve">7. Defuzzifikasi</w:t>
+      </w:r>
+    </w:p>
+    <w:p>
+      <w:pPr>
+        <w:tabs>
+          <w:tab w:val="center" w:pos="4393"/>
+          <w:tab w:val="right" w:pos="8787"/>
+        </w:tabs>
+        <w:spacing w:before="40" w:after="120"/>
+      </w:pPr>
+      <w:r>
+        <w:rPr>
+          <w:rFonts w:ascii="Arial" w:hAnsi="Arial" w:cs="Arial"/>
+          <w:b/>
+          <w:i/>
+          <w:color w:val="305496"/>
+          <w:sz w:val="22"/>
+        </w:rPr>
+        <w:tab/>
+      </w:r>
+      <w:r>
+        <w:rPr>
+          <w:rFonts w:ascii="Arial" w:hAnsi="Arial" w:cs="Arial"/>
+          <w:b/>
+          <w:i/>
+          <w:color w:val="305496"/>
+          <w:sz w:val="22"/>
+        </w:rPr>
+        <w:t xml:space="preserve">u = 1,5/1,6 = 0,9375</w:t>
+      </w:r>
+      <w:r>
+        <w:rPr>
+          <w:rFonts w:ascii="Arial" w:hAnsi="Arial" w:cs="Arial"/>
+          <w:b/>
+          <w:i/>
+          <w:color w:val="305496"/>
+          <w:sz w:val="22"/>
+        </w:rPr>
+        <w:tab/>
+        <w:t xml:space="preserve">(14)</w:t>
       </w:r>
     </w:p>
     <w:p>

--- a/Sistem-Kendali-Cerdas/Modul-Word/Modul-13-Sistem-Kontrol-Logika-Fuzzy.docx
+++ b/Sistem-Kendali-Cerdas/Modul-Word/Modul-13-Sistem-Kontrol-Logika-Fuzzy.docx
@@ -2578,17 +2578,66 @@
     </w:p>
     <w:p>
       <w:pPr>
-        <w:spacing w:line="360" w:lineRule="auto" w:after="120"/>
-        <w:jc w:val="both"/>
-      </w:pPr>
-      <w:r>
-        <w:rPr>
-          <w:rFonts w:ascii="Arial" w:hAnsi="Arial" w:cs="Arial"/>
-          <w:b w:val="0"/>
-          <w:i w:val="0"/>
-          <w:sz w:val="22"/>
-        </w:rPr>
-        <w:t xml:space="preserve">🔗 Modul Interaktif: https://dedik-romahadi.github.io/Mechanical-Engineering-Courses/Sistem-Kendali-Cerdas/Modul/Modul-13.html. Pada layar masuk, pilih tombol “👁️ Mode Preview (Tanpa Login)” untuk membaca seluruh materi tanpa perlu NIM dan PIN. Untuk mengerjakan Tugas dan Forum, masuk sebagai Mahasiswa memakai NIM dan PIN.</w:t>
+        <w:pBdr>
+          <w:top w:val="single" w:sz="6" w:space="10" w:color="BFE3D0"/>
+          <w:left w:val="single" w:sz="24" w:space="12" w:color="1F7A55"/>
+          <w:bottom w:val="single" w:sz="6" w:space="10" w:color="BFE3D0"/>
+          <w:right w:val="single" w:sz="6" w:space="10" w:color="BFE3D0"/>
+        </w:pBdr>
+        <w:shd w:val="clear" w:fill="F1FAF5"/>
+        <w:spacing w:before="140" w:after="60" w:line="264" w:lineRule="auto"/>
+        <w:ind w:left="170" w:right="170"/>
+        <w:jc w:val="left"/>
+      </w:pPr>
+      <w:r>
+        <w:rPr>
+          <w:rFonts w:ascii="Arial" w:hAnsi="Arial" w:cs="Arial"/>
+          <w:b/>
+          <w:i w:val="0"/>
+          <w:color w:val="1F7A55"/>
+          <w:sz w:val="17"/>
+          <w:spacing w:val="30"/>
+        </w:rPr>
+        <w:t xml:space="preserve">🔗 MODUL INTERAKTIF</w:t>
+      </w:r>
+      <w:r>
+        <w:br/>
+      </w:r>
+      <w:hyperlink r:id="rId19">
+        <w:r>
+          <w:rPr>
+            <w:rFonts w:ascii="Arial" w:hAnsi="Arial" w:cs="Arial"/>
+            <w:b/>
+            <w:color w:val="0563C1"/>
+            <w:sz w:val="20"/>
+            <w:u w:val="single"/>
+          </w:rPr>
+          <w:t xml:space="preserve">https://dedik-romahadi.github.io/Mechanical-Engineering-Courses/Sistem-Kendali-Cerdas/Modul/Modul-13.html</w:t>
+        </w:r>
+      </w:hyperlink>
+    </w:p>
+    <w:p>
+      <w:pPr>
+        <w:pBdr>
+          <w:top w:val="single" w:sz="6" w:space="10" w:color="BFE3D0"/>
+          <w:left w:val="single" w:sz="24" w:space="12" w:color="1F7A55"/>
+          <w:bottom w:val="single" w:sz="6" w:space="10" w:color="BFE3D0"/>
+          <w:right w:val="single" w:sz="6" w:space="10" w:color="BFE3D0"/>
+        </w:pBdr>
+        <w:shd w:val="clear" w:fill="F1FAF5"/>
+        <w:spacing w:before="0" w:after="140" w:line="264" w:lineRule="auto"/>
+        <w:ind w:left="170" w:right="170"/>
+        <w:jc w:val="left"/>
+      </w:pPr>
+      <w:r>
+        <w:rPr>
+          <w:rFonts w:ascii="Arial" w:hAnsi="Arial" w:cs="Arial"/>
+          <w:b w:val="0"/>
+          <w:i w:val="0"/>
+          <w:color w:val="44525F"/>
+          <w:sz w:val="19"/>
+        </w:rPr>
+        <w:t xml:space="preserve">Pada layar masuk, pilih tombol “👁️ Mode Preview (Tanpa Login)” untuk membaca seluruh materi tanpa perlu NIM dan PIN. Untuk mengerjakan Tugas dan Forum, masuk sebagai Mahasiswa memakai NIM dan PIN.</w:t>
       </w:r>
     </w:p>
     <w:p>
